--- a/Requirements.docx
+++ b/Requirements.docx
@@ -29,6 +29,675 @@
           <w:b/>
           <w:bCs/>
         </w:rPr>
+        <w:t>Project Structure</w:t>
+      </w:r>
+    </w:p>
+    <w:p>
+      <w:pPr>
+        <w:rPr>
+          <w:b/>
+          <w:bCs/>
+        </w:rPr>
+      </w:pPr>
+      <w:r>
+        <w:rPr>
+          <w:b/>
+          <w:bCs/>
+        </w:rPr>
+        <w:t>Domain</w:t>
+      </w:r>
+    </w:p>
+    <w:p>
+      <w:pPr>
+        <w:rPr>
+          <w:b/>
+          <w:bCs/>
+        </w:rPr>
+      </w:pPr>
+      <w:r>
+        <w:rPr>
+          <w:b/>
+          <w:bCs/>
+        </w:rPr>
+        <w:t xml:space="preserve">  </w:t>
+      </w:r>
+      <w:r>
+        <w:rPr>
+          <w:rFonts w:ascii="MS Gothic" w:eastAsia="MS Gothic" w:hAnsi="MS Gothic" w:cs="MS Gothic" w:hint="eastAsia"/>
+          <w:b/>
+          <w:bCs/>
+        </w:rPr>
+        <w:t>├</w:t>
+      </w:r>
+      <w:r>
+        <w:rPr>
+          <w:rFonts w:ascii="Aptos" w:hAnsi="Aptos" w:cs="Aptos"/>
+          <w:b/>
+          <w:bCs/>
+        </w:rPr>
+        <w:t>──</w:t>
+      </w:r>
+      <w:r>
+        <w:rPr>
+          <w:b/>
+          <w:bCs/>
+        </w:rPr>
+        <w:t xml:space="preserve"> Entities</w:t>
+      </w:r>
+    </w:p>
+    <w:p>
+      <w:pPr>
+        <w:rPr>
+          <w:b/>
+          <w:bCs/>
+        </w:rPr>
+      </w:pPr>
+      <w:r>
+        <w:rPr>
+          <w:b/>
+          <w:bCs/>
+        </w:rPr>
+        <w:t xml:space="preserve">  </w:t>
+      </w:r>
+      <w:r>
+        <w:rPr>
+          <w:rFonts w:ascii="MS Gothic" w:eastAsia="MS Gothic" w:hAnsi="MS Gothic" w:cs="MS Gothic" w:hint="eastAsia"/>
+          <w:b/>
+          <w:bCs/>
+        </w:rPr>
+        <w:t>├</w:t>
+      </w:r>
+      <w:r>
+        <w:rPr>
+          <w:rFonts w:ascii="Aptos" w:hAnsi="Aptos" w:cs="Aptos"/>
+          <w:b/>
+          <w:bCs/>
+        </w:rPr>
+        <w:t>──</w:t>
+      </w:r>
+      <w:r>
+        <w:rPr>
+          <w:b/>
+          <w:bCs/>
+        </w:rPr>
+        <w:t xml:space="preserve"> Enums</w:t>
+      </w:r>
+    </w:p>
+    <w:p>
+      <w:pPr>
+        <w:rPr>
+          <w:b/>
+          <w:bCs/>
+        </w:rPr>
+      </w:pPr>
+      <w:r>
+        <w:rPr>
+          <w:b/>
+          <w:bCs/>
+        </w:rPr>
+        <w:t xml:space="preserve">  </w:t>
+      </w:r>
+      <w:r>
+        <w:rPr>
+          <w:rFonts w:ascii="MS Gothic" w:eastAsia="MS Gothic" w:hAnsi="MS Gothic" w:cs="MS Gothic" w:hint="eastAsia"/>
+          <w:b/>
+          <w:bCs/>
+        </w:rPr>
+        <w:t>├</w:t>
+      </w:r>
+      <w:r>
+        <w:rPr>
+          <w:rFonts w:ascii="Aptos" w:hAnsi="Aptos" w:cs="Aptos"/>
+          <w:b/>
+          <w:bCs/>
+        </w:rPr>
+        <w:t>──</w:t>
+      </w:r>
+      <w:r>
+        <w:rPr>
+          <w:b/>
+          <w:bCs/>
+        </w:rPr>
+        <w:t xml:space="preserve"> </w:t>
+      </w:r>
+      <w:proofErr w:type="spellStart"/>
+      <w:r>
+        <w:rPr>
+          <w:b/>
+          <w:bCs/>
+        </w:rPr>
+        <w:t>ValueObjects</w:t>
+      </w:r>
+      <w:proofErr w:type="spellEnd"/>
+    </w:p>
+    <w:p>
+      <w:pPr>
+        <w:rPr>
+          <w:b/>
+          <w:bCs/>
+        </w:rPr>
+      </w:pPr>
+      <w:r>
+        <w:rPr>
+          <w:b/>
+          <w:bCs/>
+        </w:rPr>
+        <w:t xml:space="preserve">  └── Domain Services</w:t>
+      </w:r>
+    </w:p>
+    <w:p>
+      <w:pPr>
+        <w:rPr>
+          <w:b/>
+          <w:bCs/>
+        </w:rPr>
+      </w:pPr>
+    </w:p>
+    <w:p>
+      <w:pPr>
+        <w:rPr>
+          <w:b/>
+          <w:bCs/>
+        </w:rPr>
+      </w:pPr>
+      <w:r>
+        <w:rPr>
+          <w:b/>
+          <w:bCs/>
+        </w:rPr>
+        <w:t>Application</w:t>
+      </w:r>
+    </w:p>
+    <w:p>
+      <w:pPr>
+        <w:rPr>
+          <w:b/>
+          <w:bCs/>
+        </w:rPr>
+      </w:pPr>
+      <w:r>
+        <w:rPr>
+          <w:b/>
+          <w:bCs/>
+        </w:rPr>
+        <w:t xml:space="preserve">  </w:t>
+      </w:r>
+      <w:r>
+        <w:rPr>
+          <w:rFonts w:ascii="MS Gothic" w:eastAsia="MS Gothic" w:hAnsi="MS Gothic" w:cs="MS Gothic" w:hint="eastAsia"/>
+          <w:b/>
+          <w:bCs/>
+        </w:rPr>
+        <w:t>├</w:t>
+      </w:r>
+      <w:r>
+        <w:rPr>
+          <w:rFonts w:ascii="Aptos" w:hAnsi="Aptos" w:cs="Aptos"/>
+          <w:b/>
+          <w:bCs/>
+        </w:rPr>
+        <w:t>──</w:t>
+      </w:r>
+      <w:r>
+        <w:rPr>
+          <w:b/>
+          <w:bCs/>
+        </w:rPr>
+        <w:t xml:space="preserve"> Interfaces (</w:t>
+      </w:r>
+      <w:proofErr w:type="spellStart"/>
+      <w:r>
+        <w:rPr>
+          <w:b/>
+          <w:bCs/>
+        </w:rPr>
+        <w:t>IAnimalRepository</w:t>
+      </w:r>
+      <w:proofErr w:type="spellEnd"/>
+      <w:r>
+        <w:rPr>
+          <w:b/>
+          <w:bCs/>
+        </w:rPr>
+        <w:t>)</w:t>
+      </w:r>
+    </w:p>
+    <w:p>
+      <w:pPr>
+        <w:rPr>
+          <w:b/>
+          <w:bCs/>
+        </w:rPr>
+      </w:pPr>
+      <w:r>
+        <w:rPr>
+          <w:b/>
+          <w:bCs/>
+        </w:rPr>
+        <w:t xml:space="preserve">  </w:t>
+      </w:r>
+      <w:r>
+        <w:rPr>
+          <w:rFonts w:ascii="MS Gothic" w:eastAsia="MS Gothic" w:hAnsi="MS Gothic" w:cs="MS Gothic" w:hint="eastAsia"/>
+          <w:b/>
+          <w:bCs/>
+        </w:rPr>
+        <w:t>├</w:t>
+      </w:r>
+      <w:r>
+        <w:rPr>
+          <w:rFonts w:ascii="Aptos" w:hAnsi="Aptos" w:cs="Aptos"/>
+          <w:b/>
+          <w:bCs/>
+        </w:rPr>
+        <w:t>──</w:t>
+      </w:r>
+      <w:r>
+        <w:rPr>
+          <w:b/>
+          <w:bCs/>
+        </w:rPr>
+        <w:t xml:space="preserve"> DTOs (</w:t>
+      </w:r>
+      <w:proofErr w:type="spellStart"/>
+      <w:r>
+        <w:rPr>
+          <w:b/>
+          <w:bCs/>
+        </w:rPr>
+        <w:t>RegisterRequest</w:t>
+      </w:r>
+      <w:proofErr w:type="spellEnd"/>
+      <w:r>
+        <w:rPr>
+          <w:b/>
+          <w:bCs/>
+        </w:rPr>
+        <w:t xml:space="preserve">, </w:t>
+      </w:r>
+      <w:proofErr w:type="spellStart"/>
+      <w:r>
+        <w:rPr>
+          <w:b/>
+          <w:bCs/>
+        </w:rPr>
+        <w:t>AnimalDto</w:t>
+      </w:r>
+      <w:proofErr w:type="spellEnd"/>
+      <w:r>
+        <w:rPr>
+          <w:b/>
+          <w:bCs/>
+        </w:rPr>
+        <w:t>)</w:t>
+      </w:r>
+    </w:p>
+    <w:p>
+      <w:pPr>
+        <w:rPr>
+          <w:b/>
+          <w:bCs/>
+        </w:rPr>
+      </w:pPr>
+      <w:r>
+        <w:rPr>
+          <w:b/>
+          <w:bCs/>
+        </w:rPr>
+        <w:t xml:space="preserve">  </w:t>
+      </w:r>
+      <w:r>
+        <w:rPr>
+          <w:rFonts w:ascii="MS Gothic" w:eastAsia="MS Gothic" w:hAnsi="MS Gothic" w:cs="MS Gothic" w:hint="eastAsia"/>
+          <w:b/>
+          <w:bCs/>
+        </w:rPr>
+        <w:t>├</w:t>
+      </w:r>
+      <w:r>
+        <w:rPr>
+          <w:rFonts w:ascii="Aptos" w:hAnsi="Aptos" w:cs="Aptos"/>
+          <w:b/>
+          <w:bCs/>
+        </w:rPr>
+        <w:t>──</w:t>
+      </w:r>
+      <w:r>
+        <w:rPr>
+          <w:b/>
+          <w:bCs/>
+        </w:rPr>
+        <w:t xml:space="preserve"> Common (</w:t>
+      </w:r>
+      <w:proofErr w:type="spellStart"/>
+      <w:r>
+        <w:rPr>
+          <w:b/>
+          <w:bCs/>
+        </w:rPr>
+        <w:t>ApiResponse</w:t>
+      </w:r>
+      <w:proofErr w:type="spellEnd"/>
+      <w:r>
+        <w:rPr>
+          <w:b/>
+          <w:bCs/>
+        </w:rPr>
+        <w:t>&lt;T&gt;)</w:t>
+      </w:r>
+    </w:p>
+    <w:p>
+      <w:pPr>
+        <w:rPr>
+          <w:b/>
+          <w:bCs/>
+        </w:rPr>
+      </w:pPr>
+      <w:r>
+        <w:rPr>
+          <w:b/>
+          <w:bCs/>
+        </w:rPr>
+        <w:t xml:space="preserve">  └── Use Cases (Handlers)</w:t>
+      </w:r>
+    </w:p>
+    <w:p>
+      <w:pPr>
+        <w:rPr>
+          <w:b/>
+          <w:bCs/>
+        </w:rPr>
+      </w:pPr>
+    </w:p>
+    <w:p>
+      <w:pPr>
+        <w:rPr>
+          <w:b/>
+          <w:bCs/>
+        </w:rPr>
+      </w:pPr>
+      <w:r>
+        <w:rPr>
+          <w:b/>
+          <w:bCs/>
+        </w:rPr>
+        <w:t>Infrastructure</w:t>
+      </w:r>
+    </w:p>
+    <w:p>
+      <w:pPr>
+        <w:rPr>
+          <w:b/>
+          <w:bCs/>
+        </w:rPr>
+      </w:pPr>
+      <w:r>
+        <w:rPr>
+          <w:b/>
+          <w:bCs/>
+        </w:rPr>
+        <w:t xml:space="preserve">  </w:t>
+      </w:r>
+      <w:r>
+        <w:rPr>
+          <w:rFonts w:ascii="MS Gothic" w:eastAsia="MS Gothic" w:hAnsi="MS Gothic" w:cs="MS Gothic" w:hint="eastAsia"/>
+          <w:b/>
+          <w:bCs/>
+        </w:rPr>
+        <w:t>├</w:t>
+      </w:r>
+      <w:r>
+        <w:rPr>
+          <w:rFonts w:ascii="Aptos" w:hAnsi="Aptos" w:cs="Aptos"/>
+          <w:b/>
+          <w:bCs/>
+        </w:rPr>
+        <w:t>──</w:t>
+      </w:r>
+      <w:r>
+        <w:rPr>
+          <w:b/>
+          <w:bCs/>
+        </w:rPr>
+        <w:t xml:space="preserve"> </w:t>
+      </w:r>
+      <w:proofErr w:type="spellStart"/>
+      <w:r>
+        <w:rPr>
+          <w:b/>
+          <w:bCs/>
+        </w:rPr>
+        <w:t>DbContext</w:t>
+      </w:r>
+      <w:proofErr w:type="spellEnd"/>
+    </w:p>
+    <w:p>
+      <w:pPr>
+        <w:rPr>
+          <w:b/>
+          <w:bCs/>
+        </w:rPr>
+      </w:pPr>
+      <w:r>
+        <w:rPr>
+          <w:b/>
+          <w:bCs/>
+        </w:rPr>
+        <w:t xml:space="preserve">  </w:t>
+      </w:r>
+      <w:r>
+        <w:rPr>
+          <w:rFonts w:ascii="MS Gothic" w:eastAsia="MS Gothic" w:hAnsi="MS Gothic" w:cs="MS Gothic" w:hint="eastAsia"/>
+          <w:b/>
+          <w:bCs/>
+        </w:rPr>
+        <w:t>├</w:t>
+      </w:r>
+      <w:r>
+        <w:rPr>
+          <w:rFonts w:ascii="Aptos" w:hAnsi="Aptos" w:cs="Aptos"/>
+          <w:b/>
+          <w:bCs/>
+        </w:rPr>
+        <w:t>──</w:t>
+      </w:r>
+      <w:r>
+        <w:rPr>
+          <w:b/>
+          <w:bCs/>
+        </w:rPr>
+        <w:t xml:space="preserve"> Repositories</w:t>
+      </w:r>
+    </w:p>
+    <w:p>
+      <w:pPr>
+        <w:rPr>
+          <w:b/>
+          <w:bCs/>
+        </w:rPr>
+      </w:pPr>
+      <w:r>
+        <w:rPr>
+          <w:b/>
+          <w:bCs/>
+        </w:rPr>
+        <w:t xml:space="preserve">  </w:t>
+      </w:r>
+      <w:r>
+        <w:rPr>
+          <w:rFonts w:ascii="MS Gothic" w:eastAsia="MS Gothic" w:hAnsi="MS Gothic" w:cs="MS Gothic" w:hint="eastAsia"/>
+          <w:b/>
+          <w:bCs/>
+        </w:rPr>
+        <w:t>├</w:t>
+      </w:r>
+      <w:r>
+        <w:rPr>
+          <w:rFonts w:ascii="Aptos" w:hAnsi="Aptos" w:cs="Aptos"/>
+          <w:b/>
+          <w:bCs/>
+        </w:rPr>
+        <w:t>──</w:t>
+      </w:r>
+      <w:r>
+        <w:rPr>
+          <w:b/>
+          <w:bCs/>
+        </w:rPr>
+        <w:t xml:space="preserve"> Identity (</w:t>
+      </w:r>
+      <w:proofErr w:type="spellStart"/>
+      <w:r>
+        <w:rPr>
+          <w:b/>
+          <w:bCs/>
+        </w:rPr>
+        <w:t>ApplicationUser</w:t>
+      </w:r>
+      <w:proofErr w:type="spellEnd"/>
+      <w:r>
+        <w:rPr>
+          <w:b/>
+          <w:bCs/>
+        </w:rPr>
+        <w:t>)</w:t>
+      </w:r>
+    </w:p>
+    <w:p>
+      <w:pPr>
+        <w:rPr>
+          <w:b/>
+          <w:bCs/>
+        </w:rPr>
+      </w:pPr>
+      <w:r>
+        <w:rPr>
+          <w:b/>
+          <w:bCs/>
+        </w:rPr>
+        <w:t xml:space="preserve">  └── External Services</w:t>
+      </w:r>
+    </w:p>
+    <w:p>
+      <w:pPr>
+        <w:rPr>
+          <w:b/>
+          <w:bCs/>
+        </w:rPr>
+      </w:pPr>
+    </w:p>
+    <w:p>
+      <w:pPr>
+        <w:rPr>
+          <w:b/>
+          <w:bCs/>
+        </w:rPr>
+      </w:pPr>
+      <w:r>
+        <w:rPr>
+          <w:b/>
+          <w:bCs/>
+        </w:rPr>
+        <w:t>API</w:t>
+      </w:r>
+    </w:p>
+    <w:p>
+      <w:pPr>
+        <w:rPr>
+          <w:b/>
+          <w:bCs/>
+        </w:rPr>
+      </w:pPr>
+      <w:r>
+        <w:rPr>
+          <w:b/>
+          <w:bCs/>
+        </w:rPr>
+        <w:t xml:space="preserve">  </w:t>
+      </w:r>
+      <w:r>
+        <w:rPr>
+          <w:rFonts w:ascii="MS Gothic" w:eastAsia="MS Gothic" w:hAnsi="MS Gothic" w:cs="MS Gothic" w:hint="eastAsia"/>
+          <w:b/>
+          <w:bCs/>
+        </w:rPr>
+        <w:t>├</w:t>
+      </w:r>
+      <w:r>
+        <w:rPr>
+          <w:rFonts w:ascii="Aptos" w:hAnsi="Aptos" w:cs="Aptos"/>
+          <w:b/>
+          <w:bCs/>
+        </w:rPr>
+        <w:t>──</w:t>
+      </w:r>
+      <w:r>
+        <w:rPr>
+          <w:b/>
+          <w:bCs/>
+        </w:rPr>
+        <w:t xml:space="preserve"> Controllers</w:t>
+      </w:r>
+    </w:p>
+    <w:p>
+      <w:pPr>
+        <w:rPr>
+          <w:b/>
+          <w:bCs/>
+        </w:rPr>
+      </w:pPr>
+      <w:r>
+        <w:rPr>
+          <w:b/>
+          <w:bCs/>
+        </w:rPr>
+        <w:t xml:space="preserve">  </w:t>
+      </w:r>
+      <w:r>
+        <w:rPr>
+          <w:rFonts w:ascii="MS Gothic" w:eastAsia="MS Gothic" w:hAnsi="MS Gothic" w:cs="MS Gothic" w:hint="eastAsia"/>
+          <w:b/>
+          <w:bCs/>
+        </w:rPr>
+        <w:t>├</w:t>
+      </w:r>
+      <w:r>
+        <w:rPr>
+          <w:rFonts w:ascii="Aptos" w:hAnsi="Aptos" w:cs="Aptos"/>
+          <w:b/>
+          <w:bCs/>
+        </w:rPr>
+        <w:t>──</w:t>
+      </w:r>
+      <w:r>
+        <w:rPr>
+          <w:b/>
+          <w:bCs/>
+        </w:rPr>
+        <w:t xml:space="preserve"> </w:t>
+      </w:r>
+      <w:proofErr w:type="spellStart"/>
+      <w:r>
+        <w:rPr>
+          <w:b/>
+          <w:bCs/>
+        </w:rPr>
+        <w:t>Program.cs</w:t>
+      </w:r>
+      <w:proofErr w:type="spellEnd"/>
+    </w:p>
+    <w:p>
+      <w:pPr>
+        <w:rPr>
+          <w:b/>
+          <w:bCs/>
+        </w:rPr>
+      </w:pPr>
+      <w:r>
+        <w:rPr>
+          <w:b/>
+          <w:bCs/>
+        </w:rPr>
         <w:t>Goal</w:t>
       </w:r>
     </w:p>
@@ -115,6 +784,7 @@
       </w:pPr>
       <w:proofErr w:type="spellStart"/>
       <w:r>
+        <w:lastRenderedPageBreak/>
         <w:t>PigFarm.Domain</w:t>
       </w:r>
       <w:proofErr w:type="spellEnd"/>
@@ -391,7 +1061,6 @@
         </w:numPr>
       </w:pPr>
       <w:r>
-        <w:lastRenderedPageBreak/>
         <w:t xml:space="preserve">User Profile </w:t>
       </w:r>
     </w:p>
@@ -482,6 +1151,7 @@
           <w:b/>
           <w:bCs/>
         </w:rPr>
+        <w:lastRenderedPageBreak/>
         <w:t>Phase 3 – Farm Module</w:t>
       </w:r>
     </w:p>
@@ -634,7 +1304,6 @@
     </w:p>
     <w:p>
       <w:r>
-        <w:lastRenderedPageBreak/>
         <w:t>Pen Dashboard</w:t>
       </w:r>
     </w:p>
@@ -712,6 +1381,7 @@
     </w:p>
     <w:p>
       <w:r>
+        <w:lastRenderedPageBreak/>
         <w:t>View Animal</w:t>
       </w:r>
     </w:p>
@@ -844,7 +1514,6 @@
     </w:p>
     <w:p>
       <w:r>
-        <w:lastRenderedPageBreak/>
         <w:t>Batch Dashboard</w:t>
       </w:r>
     </w:p>
@@ -912,6 +1581,7 @@
     </w:p>
     <w:p>
       <w:r>
+        <w:lastRenderedPageBreak/>
         <w:t>Record Weight</w:t>
       </w:r>
     </w:p>
@@ -1054,52 +1724,52 @@
     </w:p>
     <w:p>
       <w:r>
+        <w:t>Example:</w:t>
+      </w:r>
+    </w:p>
+    <w:p>
+      <w:r>
+        <w:t>21–40 days</w:t>
+      </w:r>
+    </w:p>
+    <w:p>
+      <w:r>
+        <w:t>Starter Feed</w:t>
+      </w:r>
+    </w:p>
+    <w:p>
+      <w:r>
+        <w:t>0.8kg/day</w:t>
+      </w:r>
+    </w:p>
+    <w:p>
+      <w:r>
+        <w:t>Assign Feed Program</w:t>
+      </w:r>
+    </w:p>
+    <w:p>
+      <w:r>
+        <w:t>System Calculates</w:t>
+      </w:r>
+    </w:p>
+    <w:p>
+      <w:r>
+        <w:t>Required feed</w:t>
+      </w:r>
+    </w:p>
+    <w:p>
+      <w:r>
+        <w:t>Remaining stock</w:t>
+      </w:r>
+    </w:p>
+    <w:p>
+      <w:r>
+        <w:t>Daily consumption</w:t>
+      </w:r>
+    </w:p>
+    <w:p>
+      <w:r>
         <w:lastRenderedPageBreak/>
-        <w:t>Example:</w:t>
-      </w:r>
-    </w:p>
-    <w:p>
-      <w:r>
-        <w:t>21–40 days</w:t>
-      </w:r>
-    </w:p>
-    <w:p>
-      <w:r>
-        <w:t>Starter Feed</w:t>
-      </w:r>
-    </w:p>
-    <w:p>
-      <w:r>
-        <w:t>0.8kg/day</w:t>
-      </w:r>
-    </w:p>
-    <w:p>
-      <w:r>
-        <w:t>Assign Feed Program</w:t>
-      </w:r>
-    </w:p>
-    <w:p>
-      <w:r>
-        <w:t>System Calculates</w:t>
-      </w:r>
-    </w:p>
-    <w:p>
-      <w:r>
-        <w:t>Required feed</w:t>
-      </w:r>
-    </w:p>
-    <w:p>
-      <w:r>
-        <w:t>Remaining stock</w:t>
-      </w:r>
-    </w:p>
-    <w:p>
-      <w:r>
-        <w:t>Daily consumption</w:t>
-      </w:r>
-    </w:p>
-    <w:p>
-      <w:r>
         <w:t>Weekly consumption</w:t>
       </w:r>
     </w:p>
@@ -1264,7 +1934,6 @@
     </w:p>
     <w:p>
       <w:r>
-        <w:lastRenderedPageBreak/>
         <w:t>Treatments</w:t>
       </w:r>
     </w:p>
@@ -1322,6 +1991,7 @@
     </w:p>
     <w:p>
       <w:r>
+        <w:lastRenderedPageBreak/>
         <w:t>Large module.</w:t>
       </w:r>
     </w:p>
@@ -1454,7 +2124,6 @@
     </w:p>
     <w:p>
       <w:r>
-        <w:lastRenderedPageBreak/>
         <w:t>Purchases</w:t>
       </w:r>
     </w:p>
@@ -1512,6 +2181,7 @@
     </w:p>
     <w:p>
       <w:r>
+        <w:lastRenderedPageBreak/>
         <w:t>Equipment</w:t>
       </w:r>
     </w:p>
@@ -1646,7 +2316,6 @@
     </w:p>
     <w:p>
       <w:r>
-        <w:lastRenderedPageBreak/>
         <w:t>Farrowing Due</w:t>
       </w:r>
     </w:p>
@@ -1712,6 +2381,7 @@
     </w:p>
     <w:p>
       <w:r>
+        <w:lastRenderedPageBreak/>
         <w:t>Examples</w:t>
       </w:r>
     </w:p>
@@ -1880,7 +2550,6 @@
     </w:p>
     <w:p>
       <w:r>
-        <w:lastRenderedPageBreak/>
         <w:pict w14:anchorId="00DC418F">
           <v:rect id="_x0000_i1044" style="width:0;height:1.5pt" o:hralign="center" o:hrstd="t" o:hr="t" fillcolor="#a0a0a0" stroked="f"/>
         </w:pict>
@@ -1938,6 +2607,7 @@
     </w:p>
     <w:p>
       <w:r>
+        <w:lastRenderedPageBreak/>
         <w:t>Vaccinations</w:t>
       </w:r>
     </w:p>
@@ -2317,7 +2987,6 @@
           </w:tcPr>
           <w:p>
             <w:r>
-              <w:lastRenderedPageBreak/>
               <w:t>5</w:t>
             </w:r>
           </w:p>
@@ -2626,6 +3295,7 @@
           </w:tcPr>
           <w:p>
             <w:r>
+              <w:lastRenderedPageBreak/>
               <w:t>12</w:t>
             </w:r>
           </w:p>
@@ -3165,740 +3835,1468 @@
           <w:b/>
           <w:bCs/>
         </w:rPr>
-        <w:lastRenderedPageBreak/>
-        <w:t>1. Lifecycle Stages &amp; Feeding Requirements</w:t>
-      </w:r>
-    </w:p>
-    <w:p>
-      <w:r>
-        <w:t>Proper nutrition is critical for maximum feed efficiency and healthy growth. [</w:t>
+        <w:t>The Pig Lifecycle Stages</w:t>
+      </w:r>
+    </w:p>
+    <w:p>
+      <w:pPr>
+        <w:numPr>
+          <w:ilvl w:val="0"/>
+          <w:numId w:val="7"/>
+        </w:numPr>
+        <w:rPr>
+          <w:b/>
+          <w:bCs/>
+        </w:rPr>
+      </w:pPr>
+      <w:r>
+        <w:rPr>
+          <w:b/>
+          <w:bCs/>
+        </w:rPr>
+        <w:t>Suckling / Farrowing: Birth to 3-4 weeks (Weight: 2–7 kg).</w:t>
+      </w:r>
+    </w:p>
+    <w:p>
+      <w:pPr>
+        <w:numPr>
+          <w:ilvl w:val="0"/>
+          <w:numId w:val="7"/>
+        </w:numPr>
+        <w:rPr>
+          <w:b/>
+          <w:bCs/>
+        </w:rPr>
+      </w:pPr>
+      <w:r>
+        <w:rPr>
+          <w:b/>
+          <w:bCs/>
+        </w:rPr>
+        <w:t>Nursery / Weaner: 4 to 8/10 weeks (Weight: 7–25 kg).</w:t>
+      </w:r>
+    </w:p>
+    <w:p>
+      <w:pPr>
+        <w:numPr>
+          <w:ilvl w:val="0"/>
+          <w:numId w:val="7"/>
+        </w:numPr>
+        <w:rPr>
+          <w:b/>
+          <w:bCs/>
+        </w:rPr>
+      </w:pPr>
+      <w:r>
+        <w:rPr>
+          <w:b/>
+          <w:bCs/>
+        </w:rPr>
+        <w:t>Grower: 10 to 16/20 weeks (Weight: 25–65 kg).</w:t>
+      </w:r>
+    </w:p>
+    <w:p>
+      <w:pPr>
+        <w:numPr>
+          <w:ilvl w:val="0"/>
+          <w:numId w:val="7"/>
+        </w:numPr>
+        <w:rPr>
+          <w:b/>
+          <w:bCs/>
+        </w:rPr>
+      </w:pPr>
+      <w:r>
+        <w:rPr>
+          <w:b/>
+          <w:bCs/>
+        </w:rPr>
+        <w:t>Finisher: 20+ weeks until market (Weight: 65–120+ kg).</w:t>
+      </w:r>
+    </w:p>
+    <w:p>
+      <w:pPr>
+        <w:numPr>
+          <w:ilvl w:val="0"/>
+          <w:numId w:val="7"/>
+        </w:numPr>
+        <w:rPr>
+          <w:b/>
+          <w:bCs/>
+        </w:rPr>
+      </w:pPr>
+      <w:r>
+        <w:rPr>
+          <w:b/>
+          <w:bCs/>
+        </w:rPr>
+        <w:t>Breeding (Sows/Gilts): Mature adults (30+ weeks) producing litters. [</w:t>
       </w:r>
       <w:hyperlink r:id="rId5" w:history="1">
         <w:r>
           <w:rPr>
             <w:rStyle w:val="Hyperlink"/>
+            <w:b/>
+            <w:bCs/>
           </w:rPr>
           <w:t>1</w:t>
         </w:r>
       </w:hyperlink>
       <w:r>
+        <w:rPr>
+          <w:b/>
+          <w:bCs/>
+        </w:rPr>
         <w:t xml:space="preserve">, </w:t>
       </w:r>
       <w:hyperlink r:id="rId6" w:history="1">
         <w:r>
           <w:rPr>
             <w:rStyle w:val="Hyperlink"/>
+            <w:b/>
+            <w:bCs/>
           </w:rPr>
           <w:t>2</w:t>
         </w:r>
       </w:hyperlink>
       <w:r>
+        <w:rPr>
+          <w:b/>
+          <w:bCs/>
+        </w:rPr>
         <w:t xml:space="preserve">, </w:t>
       </w:r>
       <w:hyperlink r:id="rId7" w:history="1">
         <w:r>
           <w:rPr>
             <w:rStyle w:val="Hyperlink"/>
+            <w:b/>
+            <w:bCs/>
           </w:rPr>
           <w:t>3</w:t>
         </w:r>
       </w:hyperlink>
       <w:r>
+        <w:rPr>
+          <w:b/>
+          <w:bCs/>
+        </w:rPr>
         <w:t xml:space="preserve">, </w:t>
       </w:r>
       <w:hyperlink r:id="rId8" w:history="1">
         <w:r>
           <w:rPr>
             <w:rStyle w:val="Hyperlink"/>
+            <w:b/>
+            <w:bCs/>
           </w:rPr>
           <w:t>4</w:t>
         </w:r>
       </w:hyperlink>
       <w:r>
-        <w:t>]</w:t>
-      </w:r>
-    </w:p>
-    <w:p>
-      <w:pPr>
-        <w:numPr>
-          <w:ilvl w:val="0"/>
-          <w:numId w:val="3"/>
-        </w:numPr>
-      </w:pPr>
-      <w:r>
-        <w:rPr>
-          <w:b/>
-          <w:bCs/>
-        </w:rPr>
-        <w:t>Piglets (Nursing &amp; Weaning - Birth to 8 weeks):</w:t>
-      </w:r>
-    </w:p>
-    <w:p>
-      <w:pPr>
-        <w:numPr>
-          <w:ilvl w:val="1"/>
-          <w:numId w:val="3"/>
-        </w:numPr>
-      </w:pPr>
-      <w:r>
-        <w:rPr>
-          <w:i/>
-          <w:iCs/>
-        </w:rPr>
-        <w:t>Diet:</w:t>
-      </w:r>
-      <w:r>
-        <w:t xml:space="preserve"> Piglets rely on sow colostrum for their first 12–24 hours. Introduce a highly digestible </w:t>
-      </w:r>
-      <w:r>
-        <w:rPr>
-          <w:b/>
-          <w:bCs/>
-        </w:rPr>
-        <w:t>creep feed</w:t>
-      </w:r>
-      <w:r>
-        <w:t xml:space="preserve"> at 1-2 weeks old. At weaning (3–5 weeks), transition to a pre-starter/starter diet containing roughly 20-22% crude protein. [</w:t>
+        <w:rPr>
+          <w:b/>
+          <w:bCs/>
+        </w:rPr>
+        <w:t xml:space="preserve">, </w:t>
       </w:r>
       <w:hyperlink r:id="rId9" w:history="1">
         <w:r>
           <w:rPr>
             <w:rStyle w:val="Hyperlink"/>
+            <w:b/>
+            <w:bCs/>
+          </w:rPr>
+          <w:t>5</w:t>
+        </w:r>
+      </w:hyperlink>
+      <w:r>
+        <w:rPr>
+          <w:b/>
+          <w:bCs/>
+        </w:rPr>
+        <w:t>]</w:t>
+      </w:r>
+    </w:p>
+    <w:p>
+      <w:pPr>
+        <w:rPr>
+          <w:b/>
+          <w:bCs/>
+        </w:rPr>
+      </w:pPr>
+      <w:r>
+        <w:rPr>
+          <w:b/>
+          <w:bCs/>
+        </w:rPr>
+        <w:pict w14:anchorId="5139CF9A">
+          <v:rect id="_x0000_i1047" style="width:0;height:1.5pt" o:hralign="center" o:hrstd="t" o:hr="t" fillcolor="#a0a0a0" stroked="f"/>
+        </w:pict>
+      </w:r>
+    </w:p>
+    <w:p>
+      <w:pPr>
+        <w:rPr>
+          <w:b/>
+          <w:bCs/>
+        </w:rPr>
+      </w:pPr>
+      <w:r>
+        <w:rPr>
+          <w:rFonts w:ascii="Segoe UI Emoji" w:hAnsi="Segoe UI Emoji" w:cs="Segoe UI Emoji"/>
+          <w:b/>
+          <w:bCs/>
+        </w:rPr>
+        <w:t>🍽️</w:t>
+      </w:r>
+      <w:r>
+        <w:rPr>
+          <w:b/>
+          <w:bCs/>
+        </w:rPr>
+        <w:t xml:space="preserve"> Daily Exact Feed Requirements</w:t>
+      </w:r>
+    </w:p>
+    <w:p>
+      <w:pPr>
+        <w:rPr>
+          <w:b/>
+          <w:bCs/>
+        </w:rPr>
+      </w:pPr>
+      <w:r>
+        <w:rPr>
+          <w:b/>
+          <w:bCs/>
+        </w:rPr>
+        <w:lastRenderedPageBreak/>
+        <w:t>Pigs require specialized nutrition at each lifecycle phase. Always ensure constant access to fresh water. [</w:t>
+      </w:r>
+      <w:hyperlink r:id="rId10" w:history="1">
+        <w:r>
+          <w:rPr>
+            <w:rStyle w:val="Hyperlink"/>
+            <w:b/>
+            <w:bCs/>
           </w:rPr>
           <w:t>1</w:t>
         </w:r>
       </w:hyperlink>
       <w:r>
+        <w:rPr>
+          <w:b/>
+          <w:bCs/>
+        </w:rPr>
         <w:t xml:space="preserve">, </w:t>
       </w:r>
-      <w:hyperlink r:id="rId10" w:history="1">
+      <w:hyperlink r:id="rId11" w:history="1">
         <w:r>
           <w:rPr>
             <w:rStyle w:val="Hyperlink"/>
+            <w:b/>
+            <w:bCs/>
           </w:rPr>
           <w:t>2</w:t>
         </w:r>
       </w:hyperlink>
       <w:r>
-        <w:t xml:space="preserve">, </w:t>
-      </w:r>
-      <w:hyperlink r:id="rId11" w:history="1">
+        <w:rPr>
+          <w:b/>
+          <w:bCs/>
+        </w:rPr>
+        <w:t>]</w:t>
+      </w:r>
+    </w:p>
+    <w:tbl>
+      <w:tblPr>
+        <w:tblW w:w="0" w:type="auto"/>
+        <w:tblCellSpacing w:w="15" w:type="dxa"/>
+        <w:tblCellMar>
+          <w:top w:w="15" w:type="dxa"/>
+          <w:left w:w="15" w:type="dxa"/>
+          <w:bottom w:w="15" w:type="dxa"/>
+          <w:right w:w="15" w:type="dxa"/>
+        </w:tblCellMar>
+        <w:tblLook w:val="04A0" w:firstRow="1" w:lastRow="0" w:firstColumn="1" w:lastColumn="0" w:noHBand="0" w:noVBand="1"/>
+      </w:tblPr>
+      <w:tblGrid>
+        <w:gridCol w:w="2799"/>
+        <w:gridCol w:w="2194"/>
+        <w:gridCol w:w="4033"/>
+      </w:tblGrid>
+      <w:tr>
+        <w:trPr>
+          <w:tblCellSpacing w:w="15" w:type="dxa"/>
+        </w:trPr>
+        <w:tc>
+          <w:tcPr>
+            <w:tcW w:w="0" w:type="auto"/>
+            <w:tcBorders>
+              <w:bottom w:val="single" w:sz="4" w:space="0" w:color="D2D2D2"/>
+            </w:tcBorders>
+            <w:vAlign w:val="center"/>
+            <w:hideMark/>
+          </w:tcPr>
+          <w:p>
+            <w:pPr>
+              <w:rPr>
+                <w:b/>
+                <w:bCs/>
+              </w:rPr>
+            </w:pPr>
+            <w:r>
+              <w:rPr>
+                <w:b/>
+                <w:bCs/>
+              </w:rPr>
+              <w:t>Lifecycle Stage [</w:t>
+            </w:r>
+            <w:hyperlink r:id="rId12" w:history="1">
+              <w:r>
+                <w:rPr>
+                  <w:rStyle w:val="Hyperlink"/>
+                  <w:b/>
+                  <w:bCs/>
+                </w:rPr>
+                <w:t>1</w:t>
+              </w:r>
+            </w:hyperlink>
+            <w:r>
+              <w:rPr>
+                <w:b/>
+                <w:bCs/>
+              </w:rPr>
+              <w:t xml:space="preserve">, </w:t>
+            </w:r>
+            <w:hyperlink r:id="rId13" w:history="1">
+              <w:r>
+                <w:rPr>
+                  <w:rStyle w:val="Hyperlink"/>
+                  <w:b/>
+                  <w:bCs/>
+                </w:rPr>
+                <w:t>2</w:t>
+              </w:r>
+            </w:hyperlink>
+            <w:r>
+              <w:rPr>
+                <w:b/>
+                <w:bCs/>
+              </w:rPr>
+              <w:t xml:space="preserve">, </w:t>
+            </w:r>
+            <w:hyperlink r:id="rId14" w:history="1">
+              <w:r>
+                <w:rPr>
+                  <w:rStyle w:val="Hyperlink"/>
+                  <w:b/>
+                  <w:bCs/>
+                </w:rPr>
+                <w:t>3</w:t>
+              </w:r>
+            </w:hyperlink>
+            <w:r>
+              <w:rPr>
+                <w:b/>
+                <w:bCs/>
+              </w:rPr>
+              <w:t xml:space="preserve">, </w:t>
+            </w:r>
+            <w:hyperlink r:id="rId15" w:history="1">
+              <w:r>
+                <w:rPr>
+                  <w:rStyle w:val="Hyperlink"/>
+                  <w:b/>
+                  <w:bCs/>
+                </w:rPr>
+                <w:t>4</w:t>
+              </w:r>
+            </w:hyperlink>
+            <w:r>
+              <w:rPr>
+                <w:b/>
+                <w:bCs/>
+              </w:rPr>
+              <w:t xml:space="preserve">, </w:t>
+            </w:r>
+            <w:hyperlink r:id="rId16" w:history="1">
+              <w:r>
+                <w:rPr>
+                  <w:rStyle w:val="Hyperlink"/>
+                  <w:b/>
+                  <w:bCs/>
+                </w:rPr>
+                <w:t>5</w:t>
+              </w:r>
+            </w:hyperlink>
+            <w:r>
+              <w:rPr>
+                <w:b/>
+                <w:bCs/>
+              </w:rPr>
+              <w:t xml:space="preserve">, </w:t>
+            </w:r>
+            <w:hyperlink r:id="rId17" w:history="1">
+              <w:r>
+                <w:rPr>
+                  <w:rStyle w:val="Hyperlink"/>
+                  <w:b/>
+                  <w:bCs/>
+                </w:rPr>
+                <w:t>6</w:t>
+              </w:r>
+            </w:hyperlink>
+            <w:r>
+              <w:rPr>
+                <w:b/>
+                <w:bCs/>
+              </w:rPr>
+              <w:t xml:space="preserve">, </w:t>
+            </w:r>
+            <w:hyperlink r:id="rId18" w:history="1">
+              <w:r>
+                <w:rPr>
+                  <w:rStyle w:val="Hyperlink"/>
+                  <w:b/>
+                  <w:bCs/>
+                </w:rPr>
+                <w:t>7</w:t>
+              </w:r>
+            </w:hyperlink>
+            <w:r>
+              <w:rPr>
+                <w:b/>
+                <w:bCs/>
+              </w:rPr>
+              <w:t xml:space="preserve">, </w:t>
+            </w:r>
+            <w:hyperlink r:id="rId19" w:history="1">
+              <w:r>
+                <w:rPr>
+                  <w:rStyle w:val="Hyperlink"/>
+                  <w:b/>
+                  <w:bCs/>
+                </w:rPr>
+                <w:t>8</w:t>
+              </w:r>
+            </w:hyperlink>
+            <w:r>
+              <w:rPr>
+                <w:b/>
+                <w:bCs/>
+              </w:rPr>
+              <w:t>]</w:t>
+            </w:r>
+          </w:p>
+        </w:tc>
+        <w:tc>
+          <w:tcPr>
+            <w:tcW w:w="0" w:type="auto"/>
+            <w:tcBorders>
+              <w:bottom w:val="single" w:sz="4" w:space="0" w:color="D2D2D2"/>
+            </w:tcBorders>
+            <w:vAlign w:val="center"/>
+            <w:hideMark/>
+          </w:tcPr>
+          <w:p>
+            <w:pPr>
+              <w:rPr>
+                <w:b/>
+                <w:bCs/>
+              </w:rPr>
+            </w:pPr>
+            <w:r>
+              <w:rPr>
+                <w:b/>
+                <w:bCs/>
+              </w:rPr>
+              <w:t>Daily Feed Amount (kg/pig)</w:t>
+            </w:r>
+          </w:p>
+        </w:tc>
+        <w:tc>
+          <w:tcPr>
+            <w:tcW w:w="0" w:type="auto"/>
+            <w:tcBorders>
+              <w:bottom w:val="single" w:sz="4" w:space="0" w:color="D2D2D2"/>
+            </w:tcBorders>
+            <w:vAlign w:val="center"/>
+            <w:hideMark/>
+          </w:tcPr>
+          <w:p>
+            <w:pPr>
+              <w:rPr>
+                <w:b/>
+                <w:bCs/>
+              </w:rPr>
+            </w:pPr>
+            <w:r>
+              <w:rPr>
+                <w:b/>
+                <w:bCs/>
+              </w:rPr>
+              <w:t>Diet &amp; Notes</w:t>
+            </w:r>
+          </w:p>
+        </w:tc>
+      </w:tr>
+      <w:tr>
+        <w:trPr>
+          <w:tblCellSpacing w:w="15" w:type="dxa"/>
+        </w:trPr>
+        <w:tc>
+          <w:tcPr>
+            <w:tcW w:w="0" w:type="auto"/>
+            <w:tcBorders>
+              <w:bottom w:val="single" w:sz="4" w:space="0" w:color="D2D2D2"/>
+            </w:tcBorders>
+            <w:vAlign w:val="center"/>
+            <w:hideMark/>
+          </w:tcPr>
+          <w:p>
+            <w:pPr>
+              <w:rPr>
+                <w:b/>
+                <w:bCs/>
+              </w:rPr>
+            </w:pPr>
+            <w:r>
+              <w:rPr>
+                <w:b/>
+                <w:bCs/>
+              </w:rPr>
+              <w:t>Creep Feed (Suckling)</w:t>
+            </w:r>
+          </w:p>
+        </w:tc>
+        <w:tc>
+          <w:tcPr>
+            <w:tcW w:w="0" w:type="auto"/>
+            <w:tcBorders>
+              <w:bottom w:val="single" w:sz="4" w:space="0" w:color="D2D2D2"/>
+            </w:tcBorders>
+            <w:vAlign w:val="center"/>
+            <w:hideMark/>
+          </w:tcPr>
+          <w:p>
+            <w:pPr>
+              <w:rPr>
+                <w:b/>
+                <w:bCs/>
+              </w:rPr>
+            </w:pPr>
+            <w:r>
+              <w:rPr>
+                <w:b/>
+                <w:bCs/>
+              </w:rPr>
+              <w:t>\(0.25 - 0.5\) kg</w:t>
+            </w:r>
+          </w:p>
+        </w:tc>
+        <w:tc>
+          <w:tcPr>
+            <w:tcW w:w="0" w:type="auto"/>
+            <w:tcBorders>
+              <w:bottom w:val="single" w:sz="4" w:space="0" w:color="D2D2D2"/>
+            </w:tcBorders>
+            <w:vAlign w:val="center"/>
+            <w:hideMark/>
+          </w:tcPr>
+          <w:p>
+            <w:pPr>
+              <w:rPr>
+                <w:b/>
+                <w:bCs/>
+              </w:rPr>
+            </w:pPr>
+            <w:r>
+              <w:rPr>
+                <w:b/>
+                <w:bCs/>
+              </w:rPr>
+              <w:t>Start offering small amounts at 10 days old.</w:t>
+            </w:r>
+          </w:p>
+        </w:tc>
+      </w:tr>
+      <w:tr>
+        <w:trPr>
+          <w:tblCellSpacing w:w="15" w:type="dxa"/>
+        </w:trPr>
+        <w:tc>
+          <w:tcPr>
+            <w:tcW w:w="0" w:type="auto"/>
+            <w:tcBorders>
+              <w:bottom w:val="single" w:sz="4" w:space="0" w:color="D2D2D2"/>
+            </w:tcBorders>
+            <w:vAlign w:val="center"/>
+            <w:hideMark/>
+          </w:tcPr>
+          <w:p>
+            <w:pPr>
+              <w:rPr>
+                <w:b/>
+                <w:bCs/>
+              </w:rPr>
+            </w:pPr>
+            <w:r>
+              <w:rPr>
+                <w:b/>
+                <w:bCs/>
+              </w:rPr>
+              <w:t>Nursery / Weaner</w:t>
+            </w:r>
+          </w:p>
+        </w:tc>
+        <w:tc>
+          <w:tcPr>
+            <w:tcW w:w="0" w:type="auto"/>
+            <w:tcBorders>
+              <w:bottom w:val="single" w:sz="4" w:space="0" w:color="D2D2D2"/>
+            </w:tcBorders>
+            <w:vAlign w:val="center"/>
+            <w:hideMark/>
+          </w:tcPr>
+          <w:p>
+            <w:pPr>
+              <w:rPr>
+                <w:b/>
+                <w:bCs/>
+              </w:rPr>
+            </w:pPr>
+            <w:r>
+              <w:rPr>
+                <w:b/>
+                <w:bCs/>
+              </w:rPr>
+              <w:t>\(0.8 - 1.2\) kg</w:t>
+            </w:r>
+          </w:p>
+        </w:tc>
+        <w:tc>
+          <w:tcPr>
+            <w:tcW w:w="0" w:type="auto"/>
+            <w:tcBorders>
+              <w:bottom w:val="single" w:sz="4" w:space="0" w:color="D2D2D2"/>
+            </w:tcBorders>
+            <w:vAlign w:val="center"/>
+            <w:hideMark/>
+          </w:tcPr>
+          <w:p>
+            <w:pPr>
+              <w:rPr>
+                <w:b/>
+                <w:bCs/>
+              </w:rPr>
+            </w:pPr>
+            <w:r>
+              <w:rPr>
+                <w:b/>
+                <w:bCs/>
+              </w:rPr>
+              <w:t>Easily digestible, high protein.</w:t>
+            </w:r>
+          </w:p>
+        </w:tc>
+      </w:tr>
+      <w:tr>
+        <w:trPr>
+          <w:tblCellSpacing w:w="15" w:type="dxa"/>
+        </w:trPr>
+        <w:tc>
+          <w:tcPr>
+            <w:tcW w:w="0" w:type="auto"/>
+            <w:tcBorders>
+              <w:bottom w:val="single" w:sz="4" w:space="0" w:color="D2D2D2"/>
+            </w:tcBorders>
+            <w:vAlign w:val="center"/>
+            <w:hideMark/>
+          </w:tcPr>
+          <w:p>
+            <w:pPr>
+              <w:rPr>
+                <w:b/>
+                <w:bCs/>
+              </w:rPr>
+            </w:pPr>
+            <w:r>
+              <w:rPr>
+                <w:b/>
+                <w:bCs/>
+              </w:rPr>
+              <w:t>Grower</w:t>
+            </w:r>
+          </w:p>
+        </w:tc>
+        <w:tc>
+          <w:tcPr>
+            <w:tcW w:w="0" w:type="auto"/>
+            <w:tcBorders>
+              <w:bottom w:val="single" w:sz="4" w:space="0" w:color="D2D2D2"/>
+            </w:tcBorders>
+            <w:vAlign w:val="center"/>
+            <w:hideMark/>
+          </w:tcPr>
+          <w:p>
+            <w:pPr>
+              <w:rPr>
+                <w:b/>
+                <w:bCs/>
+              </w:rPr>
+            </w:pPr>
+            <w:r>
+              <w:rPr>
+                <w:b/>
+                <w:bCs/>
+              </w:rPr>
+              <w:t>\(1.5 - 2.5\) kg</w:t>
+            </w:r>
+          </w:p>
+        </w:tc>
+        <w:tc>
+          <w:tcPr>
+            <w:tcW w:w="0" w:type="auto"/>
+            <w:tcBorders>
+              <w:bottom w:val="single" w:sz="4" w:space="0" w:color="D2D2D2"/>
+            </w:tcBorders>
+            <w:vAlign w:val="center"/>
+            <w:hideMark/>
+          </w:tcPr>
+          <w:p>
+            <w:pPr>
+              <w:rPr>
+                <w:b/>
+                <w:bCs/>
+              </w:rPr>
+            </w:pPr>
+            <w:r>
+              <w:rPr>
+                <w:b/>
+                <w:bCs/>
+              </w:rPr>
+              <w:t>Rapid muscle building phase.</w:t>
+            </w:r>
+          </w:p>
+        </w:tc>
+      </w:tr>
+      <w:tr>
+        <w:trPr>
+          <w:tblCellSpacing w:w="15" w:type="dxa"/>
+        </w:trPr>
+        <w:tc>
+          <w:tcPr>
+            <w:tcW w:w="0" w:type="auto"/>
+            <w:tcBorders>
+              <w:bottom w:val="single" w:sz="4" w:space="0" w:color="D2D2D2"/>
+            </w:tcBorders>
+            <w:vAlign w:val="center"/>
+            <w:hideMark/>
+          </w:tcPr>
+          <w:p>
+            <w:pPr>
+              <w:rPr>
+                <w:b/>
+                <w:bCs/>
+              </w:rPr>
+            </w:pPr>
+            <w:r>
+              <w:rPr>
+                <w:b/>
+                <w:bCs/>
+              </w:rPr>
+              <w:t>Finisher</w:t>
+            </w:r>
+          </w:p>
+        </w:tc>
+        <w:tc>
+          <w:tcPr>
+            <w:tcW w:w="0" w:type="auto"/>
+            <w:tcBorders>
+              <w:bottom w:val="single" w:sz="4" w:space="0" w:color="D2D2D2"/>
+            </w:tcBorders>
+            <w:vAlign w:val="center"/>
+            <w:hideMark/>
+          </w:tcPr>
+          <w:p>
+            <w:pPr>
+              <w:rPr>
+                <w:b/>
+                <w:bCs/>
+              </w:rPr>
+            </w:pPr>
+            <w:r>
+              <w:rPr>
+                <w:b/>
+                <w:bCs/>
+              </w:rPr>
+              <w:t>\(2.5 - 4.0\) kg</w:t>
+            </w:r>
+          </w:p>
+        </w:tc>
+        <w:tc>
+          <w:tcPr>
+            <w:tcW w:w="0" w:type="auto"/>
+            <w:tcBorders>
+              <w:bottom w:val="single" w:sz="4" w:space="0" w:color="D2D2D2"/>
+            </w:tcBorders>
+            <w:vAlign w:val="center"/>
+            <w:hideMark/>
+          </w:tcPr>
+          <w:p>
+            <w:pPr>
+              <w:rPr>
+                <w:b/>
+                <w:bCs/>
+              </w:rPr>
+            </w:pPr>
+            <w:r>
+              <w:rPr>
+                <w:b/>
+                <w:bCs/>
+              </w:rPr>
+              <w:t>Bulk feed to reach market weight.</w:t>
+            </w:r>
+          </w:p>
+        </w:tc>
+      </w:tr>
+      <w:tr>
+        <w:trPr>
+          <w:tblCellSpacing w:w="15" w:type="dxa"/>
+        </w:trPr>
+        <w:tc>
+          <w:tcPr>
+            <w:tcW w:w="0" w:type="auto"/>
+            <w:tcBorders>
+              <w:bottom w:val="single" w:sz="4" w:space="0" w:color="D2D2D2"/>
+            </w:tcBorders>
+            <w:vAlign w:val="center"/>
+            <w:hideMark/>
+          </w:tcPr>
+          <w:p>
+            <w:pPr>
+              <w:rPr>
+                <w:b/>
+                <w:bCs/>
+              </w:rPr>
+            </w:pPr>
+            <w:r>
+              <w:rPr>
+                <w:b/>
+                <w:bCs/>
+              </w:rPr>
+              <w:t>Pregnant Sow/Gilt</w:t>
+            </w:r>
+          </w:p>
+        </w:tc>
+        <w:tc>
+          <w:tcPr>
+            <w:tcW w:w="0" w:type="auto"/>
+            <w:tcBorders>
+              <w:bottom w:val="single" w:sz="4" w:space="0" w:color="D2D2D2"/>
+            </w:tcBorders>
+            <w:vAlign w:val="center"/>
+            <w:hideMark/>
+          </w:tcPr>
+          <w:p>
+            <w:pPr>
+              <w:rPr>
+                <w:b/>
+                <w:bCs/>
+              </w:rPr>
+            </w:pPr>
+            <w:r>
+              <w:rPr>
+                <w:b/>
+                <w:bCs/>
+              </w:rPr>
+              <w:t>\(2.0 - 2.5\) kg</w:t>
+            </w:r>
+          </w:p>
+        </w:tc>
+        <w:tc>
+          <w:tcPr>
+            <w:tcW w:w="0" w:type="auto"/>
+            <w:tcBorders>
+              <w:bottom w:val="single" w:sz="4" w:space="0" w:color="D2D2D2"/>
+            </w:tcBorders>
+            <w:vAlign w:val="center"/>
+            <w:hideMark/>
+          </w:tcPr>
+          <w:p>
+            <w:pPr>
+              <w:rPr>
+                <w:b/>
+                <w:bCs/>
+              </w:rPr>
+            </w:pPr>
+            <w:r>
+              <w:rPr>
+                <w:b/>
+                <w:bCs/>
+              </w:rPr>
+              <w:t>Exact amount depends on stage of gestation.</w:t>
+            </w:r>
+          </w:p>
+        </w:tc>
+      </w:tr>
+      <w:tr>
+        <w:trPr>
+          <w:tblCellSpacing w:w="15" w:type="dxa"/>
+        </w:trPr>
+        <w:tc>
+          <w:tcPr>
+            <w:tcW w:w="0" w:type="auto"/>
+            <w:tcBorders>
+              <w:bottom w:val="nil"/>
+            </w:tcBorders>
+            <w:vAlign w:val="center"/>
+            <w:hideMark/>
+          </w:tcPr>
+          <w:p>
+            <w:pPr>
+              <w:rPr>
+                <w:b/>
+                <w:bCs/>
+              </w:rPr>
+            </w:pPr>
+            <w:r>
+              <w:rPr>
+                <w:b/>
+                <w:bCs/>
+              </w:rPr>
+              <w:t>Lactating Sow</w:t>
+            </w:r>
+          </w:p>
+        </w:tc>
+        <w:tc>
+          <w:tcPr>
+            <w:tcW w:w="0" w:type="auto"/>
+            <w:tcBorders>
+              <w:bottom w:val="nil"/>
+            </w:tcBorders>
+            <w:vAlign w:val="center"/>
+            <w:hideMark/>
+          </w:tcPr>
+          <w:p>
+            <w:pPr>
+              <w:rPr>
+                <w:b/>
+                <w:bCs/>
+              </w:rPr>
+            </w:pPr>
+            <w:r>
+              <w:rPr>
+                <w:b/>
+                <w:bCs/>
+              </w:rPr>
+              <w:t>\(4.0 - 6.0\)+ kg</w:t>
+            </w:r>
+          </w:p>
+        </w:tc>
+        <w:tc>
+          <w:tcPr>
+            <w:tcW w:w="0" w:type="auto"/>
+            <w:tcBorders>
+              <w:bottom w:val="nil"/>
+            </w:tcBorders>
+            <w:vAlign w:val="center"/>
+            <w:hideMark/>
+          </w:tcPr>
+          <w:p>
+            <w:pPr>
+              <w:rPr>
+                <w:b/>
+                <w:bCs/>
+              </w:rPr>
+            </w:pPr>
+            <w:r>
+              <w:rPr>
+                <w:b/>
+                <w:bCs/>
+              </w:rPr>
+              <w:t>Ad libitum (eat as much as possible) to feed piglets.</w:t>
+            </w:r>
+          </w:p>
+        </w:tc>
+      </w:tr>
+    </w:tbl>
+    <w:p>
+      <w:pPr>
+        <w:rPr>
+          <w:b/>
+          <w:bCs/>
+        </w:rPr>
+      </w:pPr>
+      <w:r>
+        <w:rPr>
+          <w:b/>
+          <w:bCs/>
+        </w:rPr>
+        <w:pict w14:anchorId="31DE2056">
+          <v:rect id="_x0000_i1048" style="width:0;height:1.5pt" o:hralign="center" o:hrstd="t" o:hr="t" fillcolor="#a0a0a0" stroked="f"/>
+        </w:pict>
+      </w:r>
+    </w:p>
+    <w:p>
+      <w:pPr>
+        <w:rPr>
+          <w:b/>
+          <w:bCs/>
+        </w:rPr>
+      </w:pPr>
+      <w:r>
+        <w:rPr>
+          <w:rFonts w:ascii="Segoe UI Emoji" w:hAnsi="Segoe UI Emoji" w:cs="Segoe UI Emoji"/>
+          <w:b/>
+          <w:bCs/>
+        </w:rPr>
+        <w:t>💉</w:t>
+      </w:r>
+      <w:r>
+        <w:rPr>
+          <w:b/>
+          <w:bCs/>
+        </w:rPr>
+        <w:t xml:space="preserve"> Exact Vaccination Protocol</w:t>
+      </w:r>
+    </w:p>
+    <w:p>
+      <w:pPr>
+        <w:rPr>
+          <w:b/>
+          <w:bCs/>
+        </w:rPr>
+      </w:pPr>
+      <w:r>
+        <w:rPr>
+          <w:b/>
+          <w:bCs/>
+        </w:rPr>
+        <w:t>Vaccination programs vary based on farm location and disease history, but the following is a standard baseline protocol: [</w:t>
+      </w:r>
+      <w:hyperlink r:id="rId20" w:history="1">
         <w:r>
           <w:rPr>
             <w:rStyle w:val="Hyperlink"/>
+            <w:b/>
+            <w:bCs/>
+          </w:rPr>
+          <w:t>1</w:t>
+        </w:r>
+      </w:hyperlink>
+      <w:r>
+        <w:rPr>
+          <w:b/>
+          <w:bCs/>
+        </w:rPr>
+        <w:t xml:space="preserve">, </w:t>
+      </w:r>
+      <w:hyperlink r:id="rId21" w:history="1">
+        <w:r>
+          <w:rPr>
+            <w:rStyle w:val="Hyperlink"/>
+            <w:b/>
+            <w:bCs/>
+          </w:rPr>
+          <w:t>2</w:t>
+        </w:r>
+      </w:hyperlink>
+      <w:r>
+        <w:rPr>
+          <w:b/>
+          <w:bCs/>
+        </w:rPr>
+        <w:t>]</w:t>
+      </w:r>
+    </w:p>
+    <w:p>
+      <w:pPr>
+        <w:rPr>
+          <w:b/>
+          <w:bCs/>
+        </w:rPr>
+      </w:pPr>
+      <w:r>
+        <w:rPr>
+          <w:b/>
+          <w:bCs/>
+        </w:rPr>
+        <w:t>1. Piglets / Nursery Pigs [</w:t>
+      </w:r>
+      <w:hyperlink r:id="rId22" w:history="1">
+        <w:r>
+          <w:rPr>
+            <w:rStyle w:val="Hyperlink"/>
+            <w:b/>
+            <w:bCs/>
+          </w:rPr>
+          <w:t>1</w:t>
+        </w:r>
+      </w:hyperlink>
+      <w:r>
+        <w:rPr>
+          <w:b/>
+          <w:bCs/>
+        </w:rPr>
+        <w:t>]</w:t>
+      </w:r>
+    </w:p>
+    <w:p>
+      <w:pPr>
+        <w:numPr>
+          <w:ilvl w:val="0"/>
+          <w:numId w:val="8"/>
+        </w:numPr>
+        <w:rPr>
+          <w:b/>
+          <w:bCs/>
+        </w:rPr>
+      </w:pPr>
+      <w:r>
+        <w:rPr>
+          <w:b/>
+          <w:bCs/>
+        </w:rPr>
+        <w:t>Mycoplasma (Pneumonia): An initial dose at 1 to 3 weeks of age, followed by a booster 2 to 3 weeks later.</w:t>
+      </w:r>
+    </w:p>
+    <w:p>
+      <w:pPr>
+        <w:numPr>
+          <w:ilvl w:val="0"/>
+          <w:numId w:val="8"/>
+        </w:numPr>
+        <w:rPr>
+          <w:b/>
+          <w:bCs/>
+        </w:rPr>
+      </w:pPr>
+      <w:r>
+        <w:rPr>
+          <w:b/>
+          <w:bCs/>
+        </w:rPr>
+        <w:t>Circovirus (PCV2): Administered at 3 weeks old, with a repeat dose shortly after.</w:t>
+      </w:r>
+    </w:p>
+    <w:p>
+      <w:pPr>
+        <w:numPr>
+          <w:ilvl w:val="0"/>
+          <w:numId w:val="8"/>
+        </w:numPr>
+        <w:rPr>
+          <w:b/>
+          <w:bCs/>
+        </w:rPr>
+      </w:pPr>
+      <w:r>
+        <w:rPr>
+          <w:b/>
+          <w:bCs/>
+          <w:i/>
+          <w:iCs/>
+        </w:rPr>
+        <w:t>Note:</w:t>
+      </w:r>
+      <w:r>
+        <w:rPr>
+          <w:b/>
+          <w:bCs/>
+        </w:rPr>
+        <w:t xml:space="preserve"> Piglets typically require an iron injection within 24-48 hours of birth to prevent </w:t>
+      </w:r>
+      <w:proofErr w:type="spellStart"/>
+      <w:r>
+        <w:rPr>
+          <w:b/>
+          <w:bCs/>
+        </w:rPr>
+        <w:t>anemia</w:t>
+      </w:r>
+      <w:proofErr w:type="spellEnd"/>
+      <w:r>
+        <w:rPr>
+          <w:b/>
+          <w:bCs/>
+        </w:rPr>
+        <w:t>. [</w:t>
+      </w:r>
+      <w:hyperlink r:id="rId23" w:history="1">
+        <w:r>
+          <w:rPr>
+            <w:rStyle w:val="Hyperlink"/>
+            <w:b/>
+            <w:bCs/>
+          </w:rPr>
+          <w:t>1</w:t>
+        </w:r>
+      </w:hyperlink>
+      <w:r>
+        <w:rPr>
+          <w:b/>
+          <w:bCs/>
+        </w:rPr>
+        <w:t xml:space="preserve">, </w:t>
+      </w:r>
+      <w:hyperlink r:id="rId24" w:history="1">
+        <w:r>
+          <w:rPr>
+            <w:rStyle w:val="Hyperlink"/>
+            <w:b/>
+            <w:bCs/>
+          </w:rPr>
+          <w:t>2</w:t>
+        </w:r>
+      </w:hyperlink>
+      <w:r>
+        <w:rPr>
+          <w:b/>
+          <w:bCs/>
+        </w:rPr>
+        <w:t xml:space="preserve">, </w:t>
+      </w:r>
+      <w:hyperlink r:id="rId25" w:history="1">
+        <w:r>
+          <w:rPr>
+            <w:rStyle w:val="Hyperlink"/>
+            <w:b/>
+            <w:bCs/>
           </w:rPr>
           <w:t>3</w:t>
         </w:r>
       </w:hyperlink>
       <w:r>
+        <w:rPr>
+          <w:b/>
+          <w:bCs/>
+        </w:rPr>
         <w:t xml:space="preserve">, </w:t>
       </w:r>
-      <w:hyperlink r:id="rId12" w:history="1">
+      <w:hyperlink r:id="rId26" w:history="1">
         <w:r>
           <w:rPr>
             <w:rStyle w:val="Hyperlink"/>
+            <w:b/>
+            <w:bCs/>
           </w:rPr>
           <w:t>4</w:t>
         </w:r>
       </w:hyperlink>
       <w:r>
+        <w:rPr>
+          <w:b/>
+          <w:bCs/>
+        </w:rPr>
         <w:t>]</w:t>
+      </w:r>
+    </w:p>
+    <w:p>
+      <w:pPr>
+        <w:rPr>
+          <w:b/>
+          <w:bCs/>
+        </w:rPr>
+      </w:pPr>
+      <w:r>
+        <w:rPr>
+          <w:b/>
+          <w:bCs/>
+        </w:rPr>
+        <w:t>2. Breeding Gilts</w:t>
       </w:r>
     </w:p>
     <w:p>
       <w:pPr>
         <w:numPr>
           <w:ilvl w:val="0"/>
-          <w:numId w:val="3"/>
+          <w:numId w:val="9"/>
         </w:numPr>
-      </w:pPr>
-      <w:r>
-        <w:rPr>
-          <w:b/>
-          <w:bCs/>
-        </w:rPr>
-        <w:t>Grower/Finisher (8 to 24 weeks):</w:t>
+        <w:rPr>
+          <w:b/>
+          <w:bCs/>
+        </w:rPr>
+      </w:pPr>
+      <w:r>
+        <w:rPr>
+          <w:b/>
+          <w:bCs/>
+        </w:rPr>
+        <w:t>Atrophic Rhinitis / E. coli: Dosing occurs 5 weeks before farrowing.</w:t>
       </w:r>
     </w:p>
     <w:p>
       <w:pPr>
         <w:numPr>
-          <w:ilvl w:val="1"/>
-          <w:numId w:val="3"/>
+          <w:ilvl w:val="0"/>
+          <w:numId w:val="9"/>
         </w:numPr>
-      </w:pPr>
-      <w:r>
-        <w:rPr>
-          <w:i/>
-          <w:iCs/>
-        </w:rPr>
-        <w:t>Diet:</w:t>
-      </w:r>
-      <w:r>
-        <w:t xml:space="preserve"> Transition to a </w:t>
-      </w:r>
-      <w:r>
-        <w:rPr>
-          <w:b/>
-          <w:bCs/>
-        </w:rPr>
-        <w:t>grower diet</w:t>
-      </w:r>
-      <w:r>
-        <w:t xml:space="preserve"> (~16-18% protein) to build lean muscle mass, then to a </w:t>
-      </w:r>
-      <w:r>
-        <w:rPr>
-          <w:b/>
-          <w:bCs/>
-        </w:rPr>
-        <w:t>finisher diet</w:t>
-      </w:r>
-      <w:r>
-        <w:t xml:space="preserve"> (~13-15% protein) designed for weight gain and fat deposition until they reach market weight. [</w:t>
-      </w:r>
-      <w:hyperlink r:id="rId13" w:history="1">
+        <w:rPr>
+          <w:b/>
+          <w:bCs/>
+        </w:rPr>
+      </w:pPr>
+      <w:r>
+        <w:rPr>
+          <w:b/>
+          <w:bCs/>
+        </w:rPr>
+        <w:t>Reproductive Failure (</w:t>
+      </w:r>
+      <w:proofErr w:type="spellStart"/>
+      <w:r>
+        <w:rPr>
+          <w:b/>
+          <w:bCs/>
+        </w:rPr>
+        <w:t>Farrowsure</w:t>
+      </w:r>
+      <w:proofErr w:type="spellEnd"/>
+      <w:r>
+        <w:rPr>
+          <w:b/>
+          <w:bCs/>
+        </w:rPr>
+        <w:t>): Dosing takes place 5 weeks before breeding, and a second dose 2 weeks before breeding. [</w:t>
+      </w:r>
+      <w:hyperlink r:id="rId27" w:history="1">
         <w:r>
           <w:rPr>
             <w:rStyle w:val="Hyperlink"/>
+            <w:b/>
+            <w:bCs/>
           </w:rPr>
           <w:t>1</w:t>
         </w:r>
       </w:hyperlink>
       <w:r>
-        <w:t xml:space="preserve">, </w:t>
-      </w:r>
-      <w:hyperlink r:id="rId14" w:history="1">
+        <w:rPr>
+          <w:b/>
+          <w:bCs/>
+        </w:rPr>
+        <w:t>]</w:t>
+      </w:r>
+    </w:p>
+    <w:p>
+      <w:pPr>
+        <w:rPr>
+          <w:b/>
+          <w:bCs/>
+        </w:rPr>
+      </w:pPr>
+      <w:r>
+        <w:rPr>
+          <w:b/>
+          <w:bCs/>
+        </w:rPr>
+        <w:t>3. Sows &amp; Boars [</w:t>
+      </w:r>
+      <w:hyperlink r:id="rId28" w:history="1">
         <w:r>
           <w:rPr>
             <w:rStyle w:val="Hyperlink"/>
+            <w:b/>
+            <w:bCs/>
+          </w:rPr>
+          <w:t>1</w:t>
+        </w:r>
+      </w:hyperlink>
+      <w:r>
+        <w:rPr>
+          <w:b/>
+          <w:bCs/>
+        </w:rPr>
+        <w:t>]</w:t>
+      </w:r>
+    </w:p>
+    <w:p>
+      <w:pPr>
+        <w:numPr>
+          <w:ilvl w:val="0"/>
+          <w:numId w:val="10"/>
+        </w:numPr>
+        <w:rPr>
+          <w:b/>
+          <w:bCs/>
+        </w:rPr>
+      </w:pPr>
+      <w:r>
+        <w:rPr>
+          <w:b/>
+          <w:bCs/>
+        </w:rPr>
+        <w:t>Sows: Doses are given 4 weeks and 2 weeks prior to farrowing for E. coli/Atrophic Rhinitis.</w:t>
+      </w:r>
+    </w:p>
+    <w:p>
+      <w:pPr>
+        <w:numPr>
+          <w:ilvl w:val="0"/>
+          <w:numId w:val="10"/>
+        </w:numPr>
+        <w:rPr>
+          <w:b/>
+          <w:bCs/>
+        </w:rPr>
+      </w:pPr>
+      <w:r>
+        <w:rPr>
+          <w:b/>
+          <w:bCs/>
+        </w:rPr>
+        <w:t>Boars: A dose for Leptospirosis / Erysipelas is administered every 6 months. [</w:t>
+      </w:r>
+      <w:hyperlink r:id="rId29" w:history="1">
+        <w:r>
+          <w:rPr>
+            <w:rStyle w:val="Hyperlink"/>
+            <w:b/>
+            <w:bCs/>
+          </w:rPr>
+          <w:t>1</w:t>
+        </w:r>
+      </w:hyperlink>
+      <w:r>
+        <w:rPr>
+          <w:b/>
+          <w:bCs/>
+        </w:rPr>
+        <w:t xml:space="preserve">, </w:t>
+      </w:r>
+      <w:hyperlink r:id="rId30" w:history="1">
+        <w:r>
+          <w:rPr>
+            <w:rStyle w:val="Hyperlink"/>
+            <w:b/>
+            <w:bCs/>
           </w:rPr>
           <w:t>2</w:t>
         </w:r>
       </w:hyperlink>
       <w:r>
+        <w:rPr>
+          <w:b/>
+          <w:bCs/>
+        </w:rPr>
         <w:t xml:space="preserve">, </w:t>
       </w:r>
-      <w:hyperlink r:id="rId15" w:history="1">
+      <w:hyperlink r:id="rId31" w:history="1">
         <w:r>
           <w:rPr>
             <w:rStyle w:val="Hyperlink"/>
+            <w:b/>
+            <w:bCs/>
           </w:rPr>
           <w:t>3</w:t>
         </w:r>
       </w:hyperlink>
       <w:r>
-        <w:t xml:space="preserve">, </w:t>
-      </w:r>
-      <w:hyperlink r:id="rId16" w:history="1">
-        <w:r>
-          <w:rPr>
-            <w:rStyle w:val="Hyperlink"/>
-          </w:rPr>
-          <w:t>4</w:t>
-        </w:r>
-      </w:hyperlink>
-      <w:r>
-        <w:t>]</w:t>
-      </w:r>
-    </w:p>
-    <w:p>
-      <w:pPr>
-        <w:numPr>
-          <w:ilvl w:val="0"/>
-          <w:numId w:val="3"/>
-        </w:numPr>
-      </w:pPr>
-      <w:r>
-        <w:rPr>
-          <w:b/>
-          <w:bCs/>
-        </w:rPr>
-        <w:t>Breeding Pigs (Gilts, Sows, and Boars):</w:t>
-      </w:r>
-    </w:p>
-    <w:p>
-      <w:pPr>
-        <w:numPr>
-          <w:ilvl w:val="1"/>
-          <w:numId w:val="3"/>
-        </w:numPr>
-      </w:pPr>
-      <w:r>
-        <w:rPr>
-          <w:i/>
-          <w:iCs/>
-        </w:rPr>
-        <w:t>Diet:</w:t>
-      </w:r>
-      <w:r>
-        <w:t xml:space="preserve"> Fed a specialized maintenance and gestation diet to support reproductive performance without allowing them to become overweight. [</w:t>
-      </w:r>
-      <w:hyperlink r:id="rId17" w:history="1">
-        <w:r>
-          <w:rPr>
-            <w:rStyle w:val="Hyperlink"/>
-          </w:rPr>
-          <w:t>1</w:t>
-        </w:r>
-      </w:hyperlink>
-      <w:r>
-        <w:t xml:space="preserve">, </w:t>
-      </w:r>
-      <w:hyperlink r:id="rId18" w:history="1">
-        <w:r>
-          <w:rPr>
-            <w:rStyle w:val="Hyperlink"/>
-          </w:rPr>
-          <w:t>2</w:t>
-        </w:r>
-      </w:hyperlink>
-      <w:r>
-        <w:t>]</w:t>
-      </w:r>
-    </w:p>
-    <w:p>
-      <w:pPr>
-        <w:rPr>
-          <w:b/>
-          <w:bCs/>
-        </w:rPr>
-      </w:pPr>
-      <w:r>
-        <w:rPr>
-          <w:b/>
-          <w:bCs/>
-        </w:rPr>
-        <w:t>2. Standard Vaccination Requirements</w:t>
-      </w:r>
-    </w:p>
-    <w:p>
-      <w:r>
-        <w:t>Vaccination schedules must be adapted to your farm's specific disease profile and local epidemiology. Consult your veterinarian to design the best program for your herd. [</w:t>
-      </w:r>
-      <w:hyperlink r:id="rId19" w:history="1">
-        <w:r>
-          <w:rPr>
-            <w:rStyle w:val="Hyperlink"/>
-          </w:rPr>
-          <w:t>1</w:t>
-        </w:r>
-      </w:hyperlink>
-      <w:r>
-        <w:t xml:space="preserve">, </w:t>
-      </w:r>
-      <w:hyperlink r:id="rId20" w:history="1">
-        <w:r>
-          <w:rPr>
-            <w:rStyle w:val="Hyperlink"/>
-          </w:rPr>
-          <w:t>2</w:t>
-        </w:r>
-      </w:hyperlink>
-      <w:r>
-        <w:t>]</w:t>
-      </w:r>
-    </w:p>
-    <w:p>
-      <w:r>
-        <w:rPr>
-          <w:b/>
-          <w:bCs/>
-        </w:rPr>
-        <w:t>Piglets (Growing Pigs):</w:t>
-      </w:r>
-    </w:p>
-    <w:p>
-      <w:pPr>
-        <w:numPr>
-          <w:ilvl w:val="0"/>
-          <w:numId w:val="4"/>
-        </w:numPr>
-      </w:pPr>
-      <w:r>
-        <w:rPr>
-          <w:b/>
-          <w:bCs/>
-        </w:rPr>
-        <w:t>2–6 Weeks:</w:t>
-      </w:r>
-      <w:r>
-        <w:t xml:space="preserve"> Typically vaccinated against </w:t>
-      </w:r>
-      <w:r>
-        <w:rPr>
-          <w:b/>
-          <w:bCs/>
-        </w:rPr>
-        <w:t>Porcine Circovirus Type 2 (PCV2)</w:t>
-      </w:r>
-      <w:r>
-        <w:t xml:space="preserve"> to prevent wasting syndrome, and </w:t>
-      </w:r>
-      <w:r>
-        <w:rPr>
-          <w:b/>
-          <w:bCs/>
-        </w:rPr>
-        <w:t xml:space="preserve">Mycoplasma </w:t>
-      </w:r>
-      <w:proofErr w:type="spellStart"/>
-      <w:r>
-        <w:rPr>
-          <w:b/>
-          <w:bCs/>
-        </w:rPr>
-        <w:t>hyopneumoniae</w:t>
-      </w:r>
-      <w:proofErr w:type="spellEnd"/>
-      <w:r>
-        <w:t xml:space="preserve"> for respiratory health.</w:t>
-      </w:r>
-    </w:p>
-    <w:p>
-      <w:pPr>
-        <w:numPr>
-          <w:ilvl w:val="0"/>
-          <w:numId w:val="4"/>
-        </w:numPr>
-      </w:pPr>
-      <w:r>
-        <w:rPr>
-          <w:b/>
-          <w:bCs/>
-        </w:rPr>
-        <w:t>6–8 Weeks:</w:t>
-      </w:r>
-      <w:r>
-        <w:t xml:space="preserve"> Vaccinate against </w:t>
-      </w:r>
-      <w:r>
-        <w:rPr>
-          <w:b/>
-          <w:bCs/>
-        </w:rPr>
-        <w:t>Erysipelas</w:t>
-      </w:r>
-      <w:r>
-        <w:t xml:space="preserve"> (to prevent sudden death, arthritis, and skin lesions) and </w:t>
-      </w:r>
-      <w:r>
-        <w:rPr>
-          <w:b/>
-          <w:bCs/>
-        </w:rPr>
-        <w:t>Classical Swine Fever (CSF)</w:t>
-      </w:r>
-      <w:r>
-        <w:t>. [</w:t>
-      </w:r>
-      <w:hyperlink r:id="rId21" w:history="1">
-        <w:r>
-          <w:rPr>
-            <w:rStyle w:val="Hyperlink"/>
-          </w:rPr>
-          <w:t>1</w:t>
-        </w:r>
-      </w:hyperlink>
-      <w:r>
-        <w:t xml:space="preserve">, </w:t>
-      </w:r>
-      <w:hyperlink r:id="rId22" w:history="1">
-        <w:r>
-          <w:rPr>
-            <w:rStyle w:val="Hyperlink"/>
-          </w:rPr>
-          <w:t>2</w:t>
-        </w:r>
-      </w:hyperlink>
-      <w:r>
-        <w:t xml:space="preserve">, </w:t>
-      </w:r>
-      <w:hyperlink r:id="rId23" w:history="1">
-        <w:r>
-          <w:rPr>
-            <w:rStyle w:val="Hyperlink"/>
-          </w:rPr>
-          <w:t>3</w:t>
-        </w:r>
-      </w:hyperlink>
-      <w:r>
-        <w:t xml:space="preserve">, </w:t>
-      </w:r>
-      <w:hyperlink r:id="rId24" w:history="1">
-        <w:r>
-          <w:rPr>
-            <w:rStyle w:val="Hyperlink"/>
-          </w:rPr>
-          <w:t>4</w:t>
-        </w:r>
-      </w:hyperlink>
-      <w:r>
-        <w:t xml:space="preserve">, </w:t>
-      </w:r>
-      <w:hyperlink r:id="rId25" w:history="1">
-        <w:r>
-          <w:rPr>
-            <w:rStyle w:val="Hyperlink"/>
-          </w:rPr>
-          <w:t>5</w:t>
-        </w:r>
-      </w:hyperlink>
-      <w:r>
-        <w:t>]</w:t>
-      </w:r>
-    </w:p>
-    <w:p>
-      <w:r>
-        <w:rPr>
-          <w:b/>
-          <w:bCs/>
-        </w:rPr>
-        <w:t>Breeding Sows &amp; Gilts:</w:t>
-      </w:r>
-    </w:p>
-    <w:p>
-      <w:pPr>
-        <w:numPr>
-          <w:ilvl w:val="0"/>
-          <w:numId w:val="5"/>
-        </w:numPr>
-      </w:pPr>
-      <w:r>
-        <w:rPr>
-          <w:b/>
-          <w:bCs/>
-        </w:rPr>
-        <w:t>Pre-breeding:</w:t>
-      </w:r>
-      <w:r>
-        <w:t xml:space="preserve"> Gilts should be vaccinated against </w:t>
-      </w:r>
-      <w:r>
-        <w:rPr>
-          <w:b/>
-          <w:bCs/>
-        </w:rPr>
-        <w:t>Parvovirus, Leptospirosis, and Erysipelas (PLE)</w:t>
-      </w:r>
-      <w:r>
-        <w:t>.</w:t>
-      </w:r>
-    </w:p>
-    <w:p>
-      <w:pPr>
-        <w:numPr>
-          <w:ilvl w:val="0"/>
-          <w:numId w:val="5"/>
-        </w:numPr>
-      </w:pPr>
-      <w:r>
-        <w:rPr>
-          <w:b/>
-          <w:bCs/>
-        </w:rPr>
-        <w:t>Pre-farrowing:</w:t>
-      </w:r>
-      <w:r>
-        <w:t xml:space="preserve"> Sows are generally vaccinated 2–5 weeks before giving birth for </w:t>
-      </w:r>
-      <w:r>
-        <w:rPr>
-          <w:b/>
-          <w:bCs/>
-        </w:rPr>
-        <w:t>E. coli</w:t>
-      </w:r>
-      <w:r>
-        <w:t xml:space="preserve"> (neonatal scours) and </w:t>
-      </w:r>
-      <w:r>
-        <w:rPr>
-          <w:b/>
-          <w:bCs/>
-        </w:rPr>
-        <w:t>Clostridium</w:t>
-      </w:r>
-      <w:r>
-        <w:t xml:space="preserve"> to pass protective antibodies through their colostrum to the newborns. [</w:t>
-      </w:r>
-      <w:hyperlink r:id="rId26" w:history="1">
-        <w:r>
-          <w:rPr>
-            <w:rStyle w:val="Hyperlink"/>
-          </w:rPr>
-          <w:t>1</w:t>
-        </w:r>
-      </w:hyperlink>
-      <w:r>
-        <w:t xml:space="preserve">, </w:t>
-      </w:r>
-      <w:hyperlink r:id="rId27" w:history="1">
-        <w:r>
-          <w:rPr>
-            <w:rStyle w:val="Hyperlink"/>
-          </w:rPr>
-          <w:t>2</w:t>
-        </w:r>
-      </w:hyperlink>
-      <w:r>
-        <w:t xml:space="preserve">, </w:t>
-      </w:r>
-      <w:hyperlink r:id="rId28" w:history="1">
-        <w:r>
-          <w:rPr>
-            <w:rStyle w:val="Hyperlink"/>
-          </w:rPr>
-          <w:t>3</w:t>
-        </w:r>
-      </w:hyperlink>
-      <w:r>
-        <w:t xml:space="preserve">, </w:t>
-      </w:r>
-      <w:hyperlink r:id="rId29" w:history="1">
-        <w:r>
-          <w:rPr>
-            <w:rStyle w:val="Hyperlink"/>
-          </w:rPr>
-          <w:t>4</w:t>
-        </w:r>
-      </w:hyperlink>
-      <w:r>
-        <w:t>]</w:t>
-      </w:r>
-    </w:p>
-    <w:p>
-      <w:pPr>
-        <w:rPr>
-          <w:b/>
-          <w:bCs/>
-        </w:rPr>
-      </w:pPr>
-      <w:r>
-        <w:rPr>
-          <w:b/>
-          <w:bCs/>
-        </w:rPr>
-        <w:t>3. Key Management Essentials</w:t>
-      </w:r>
-    </w:p>
-    <w:p>
-      <w:pPr>
-        <w:numPr>
-          <w:ilvl w:val="0"/>
-          <w:numId w:val="6"/>
-        </w:numPr>
-      </w:pPr>
-      <w:r>
-        <w:rPr>
-          <w:b/>
-          <w:bCs/>
-        </w:rPr>
-        <w:t>Cold Chain:</w:t>
-      </w:r>
-      <w:r>
-        <w:t xml:space="preserve"> Always store vaccines refrigerated between 2°C and 8°C.</w:t>
-      </w:r>
-    </w:p>
-    <w:p>
-      <w:pPr>
-        <w:numPr>
-          <w:ilvl w:val="0"/>
-          <w:numId w:val="6"/>
-        </w:numPr>
-      </w:pPr>
-      <w:r>
-        <w:rPr>
-          <w:b/>
-          <w:bCs/>
-        </w:rPr>
-        <w:t>Administration:</w:t>
-      </w:r>
-      <w:r>
-        <w:t xml:space="preserve"> Ensure hygienic application by utilizing proper intramuscular (IM) or subcutaneous (SQ) techniques.</w:t>
-      </w:r>
-    </w:p>
-    <w:p>
-      <w:pPr>
-        <w:numPr>
-          <w:ilvl w:val="0"/>
-          <w:numId w:val="6"/>
-        </w:numPr>
-      </w:pPr>
-      <w:r>
-        <w:rPr>
-          <w:b/>
-          <w:bCs/>
-        </w:rPr>
-        <w:t>Healthy Pigs Only:</w:t>
-      </w:r>
-      <w:r>
-        <w:t xml:space="preserve"> Only vaccinate completely healthy animals, as sick pigs do not mount an effective immune response. [</w:t>
-      </w:r>
-      <w:hyperlink r:id="rId30" w:history="1">
-        <w:r>
-          <w:rPr>
-            <w:rStyle w:val="Hyperlink"/>
-          </w:rPr>
-          <w:t>1</w:t>
-        </w:r>
-      </w:hyperlink>
-      <w:r>
-        <w:t xml:space="preserve">, </w:t>
-      </w:r>
-      <w:hyperlink r:id="rId31" w:history="1">
-        <w:r>
-          <w:rPr>
-            <w:rStyle w:val="Hyperlink"/>
-          </w:rPr>
-          <w:t>2</w:t>
-        </w:r>
-      </w:hyperlink>
-      <w:r>
-        <w:t xml:space="preserve">, </w:t>
-      </w:r>
-      <w:hyperlink r:id="rId32" w:history="1">
-        <w:r>
-          <w:rPr>
-            <w:rStyle w:val="Hyperlink"/>
-          </w:rPr>
-          <w:t>3</w:t>
-        </w:r>
-      </w:hyperlink>
-      <w:r>
-        <w:t xml:space="preserve">, </w:t>
-      </w:r>
-      <w:hyperlink r:id="rId33" w:history="1">
-        <w:r>
-          <w:rPr>
-            <w:rStyle w:val="Hyperlink"/>
-          </w:rPr>
-          <w:t>4</w:t>
-        </w:r>
-      </w:hyperlink>
-      <w:r>
-        <w:t xml:space="preserve">, </w:t>
-      </w:r>
-      <w:hyperlink r:id="rId34" w:history="1">
-        <w:r>
-          <w:rPr>
-            <w:rStyle w:val="Hyperlink"/>
-          </w:rPr>
-          <w:t>5</w:t>
-        </w:r>
-      </w:hyperlink>
-      <w:r>
-        <w:t xml:space="preserve">, </w:t>
-      </w:r>
-      <w:hyperlink r:id="rId35" w:history="1">
-        <w:r>
-          <w:rPr>
-            <w:rStyle w:val="Hyperlink"/>
-          </w:rPr>
-          <w:t>6</w:t>
-        </w:r>
-      </w:hyperlink>
-      <w:r>
+        <w:rPr>
+          <w:b/>
+          <w:bCs/>
+        </w:rPr>
         <w:t>]</w:t>
       </w:r>
     </w:p>
@@ -3917,6 +5315,304 @@
 <file path=word/numbering.xml><?xml version="1.0" encoding="utf-8"?>
 <w:numbering xmlns:wpc="http://schemas.microsoft.com/office/word/2010/wordprocessingCanvas" xmlns:cx="http://schemas.microsoft.com/office/drawing/2014/chartex" xmlns:cx1="http://schemas.microsoft.com/office/drawing/2015/9/8/chartex" xmlns:cx2="http://schemas.microsoft.com/office/drawing/2015/10/21/chartex" xmlns:cx3="http://schemas.microsoft.com/office/drawing/2016/5/9/chartex" xmlns:cx4="http://schemas.microsoft.com/office/drawing/2016/5/10/chartex" xmlns:cx5="http://schemas.microsoft.com/office/drawing/2016/5/11/chartex" xmlns:cx6="http://schemas.microsoft.com/office/drawing/2016/5/12/chartex" xmlns:cx7="http://schemas.microsoft.com/office/drawing/2016/5/13/chartex" xmlns:cx8="http://schemas.microsoft.com/office/drawing/2016/5/14/chartex" xmlns:mc="http://schemas.openxmlformats.org/markup-compatibility/2006" xmlns:aink="http://schemas.microsoft.com/office/drawing/2016/ink" xmlns:am3d="http://schemas.microsoft.com/office/drawing/2017/model3d" xmlns:o="urn:schemas-microsoft-com:office:office" xmlns:oel="http://schemas.microsoft.com/office/2019/extlst" xmlns:r="http://schemas.openxmlformats.org/officeDocument/2006/relationships" xmlns:m="http://schemas.openxmlformats.org/officeDocument/2006/math" xmlns:v="urn:schemas-microsoft-com:vml" xmlns:wp14="http://schemas.microsoft.com/office/word/2010/wordprocessingDrawing" xmlns:wp="http://schemas.openxmlformats.org/drawingml/2006/wordprocessingDrawing" xmlns:w10="urn:schemas-microsoft-com:office:word" xmlns:w="http://schemas.openxmlformats.org/wordprocessingml/2006/main" xmlns:w14="http://schemas.microsoft.com/office/word/2010/wordml" xmlns:w15="http://schemas.microsoft.com/office/word/2012/wordml" xmlns:w16cex="http://schemas.microsoft.com/office/word/2018/wordml/cex" xmlns:w16cid="http://schemas.microsoft.com/office/word/2016/wordml/cid" xmlns:w16="http://schemas.microsoft.com/office/word/2018/wordml" xmlns:w16du="http://schemas.microsoft.com/office/word/2023/wordml/word16du" xmlns:w16sdtdh="http://schemas.microsoft.com/office/word/2020/wordml/sdtdatahash" xmlns:w16sdtfl="http://schemas.microsoft.com/office/word/2024/wordml/sdtformatlock" xmlns:w16se="http://schemas.microsoft.com/office/word/2015/wordml/symex" xmlns:wpg="http://schemas.microsoft.com/office/word/2010/wordprocessingGroup" xmlns:wpi="http://schemas.microsoft.com/office/word/2010/wordprocessingInk" xmlns:wne="http://schemas.microsoft.com/office/word/2006/wordml" xmlns:wps="http://schemas.microsoft.com/office/word/2010/wordprocessingShape" mc:Ignorable="w14 w15 w16se w16cid w16 w16cex w16sdtdh w16sdtfl w16du wp14">
   <w:abstractNum w:abstractNumId="0" w15:restartNumberingAfterBreak="0">
+    <w:nsid w:val="085E2103"/>
+    <w:multiLevelType w:val="multilevel"/>
+    <w:tmpl w:val="504E21EE"/>
+    <w:lvl w:ilvl="0">
+      <w:start w:val="1"/>
+      <w:numFmt w:val="bullet"/>
+      <w:lvlText w:val=""/>
+      <w:lvlJc w:val="left"/>
+      <w:pPr>
+        <w:tabs>
+          <w:tab w:val="num" w:pos="720"/>
+        </w:tabs>
+        <w:ind w:left="720" w:hanging="360"/>
+      </w:pPr>
+      <w:rPr>
+        <w:rFonts w:ascii="Symbol" w:hAnsi="Symbol" w:hint="default"/>
+        <w:sz w:val="20"/>
+      </w:rPr>
+    </w:lvl>
+    <w:lvl w:ilvl="1" w:tentative="1">
+      <w:start w:val="1"/>
+      <w:numFmt w:val="bullet"/>
+      <w:lvlText w:val="o"/>
+      <w:lvlJc w:val="left"/>
+      <w:pPr>
+        <w:tabs>
+          <w:tab w:val="num" w:pos="1440"/>
+        </w:tabs>
+        <w:ind w:left="1440" w:hanging="360"/>
+      </w:pPr>
+      <w:rPr>
+        <w:rFonts w:ascii="Courier New" w:hAnsi="Courier New" w:hint="default"/>
+        <w:sz w:val="20"/>
+      </w:rPr>
+    </w:lvl>
+    <w:lvl w:ilvl="2" w:tentative="1">
+      <w:start w:val="1"/>
+      <w:numFmt w:val="bullet"/>
+      <w:lvlText w:val=""/>
+      <w:lvlJc w:val="left"/>
+      <w:pPr>
+        <w:tabs>
+          <w:tab w:val="num" w:pos="2160"/>
+        </w:tabs>
+        <w:ind w:left="2160" w:hanging="360"/>
+      </w:pPr>
+      <w:rPr>
+        <w:rFonts w:ascii="Wingdings" w:hAnsi="Wingdings" w:hint="default"/>
+        <w:sz w:val="20"/>
+      </w:rPr>
+    </w:lvl>
+    <w:lvl w:ilvl="3" w:tentative="1">
+      <w:start w:val="1"/>
+      <w:numFmt w:val="bullet"/>
+      <w:lvlText w:val=""/>
+      <w:lvlJc w:val="left"/>
+      <w:pPr>
+        <w:tabs>
+          <w:tab w:val="num" w:pos="2880"/>
+        </w:tabs>
+        <w:ind w:left="2880" w:hanging="360"/>
+      </w:pPr>
+      <w:rPr>
+        <w:rFonts w:ascii="Wingdings" w:hAnsi="Wingdings" w:hint="default"/>
+        <w:sz w:val="20"/>
+      </w:rPr>
+    </w:lvl>
+    <w:lvl w:ilvl="4" w:tentative="1">
+      <w:start w:val="1"/>
+      <w:numFmt w:val="bullet"/>
+      <w:lvlText w:val=""/>
+      <w:lvlJc w:val="left"/>
+      <w:pPr>
+        <w:tabs>
+          <w:tab w:val="num" w:pos="3600"/>
+        </w:tabs>
+        <w:ind w:left="3600" w:hanging="360"/>
+      </w:pPr>
+      <w:rPr>
+        <w:rFonts w:ascii="Wingdings" w:hAnsi="Wingdings" w:hint="default"/>
+        <w:sz w:val="20"/>
+      </w:rPr>
+    </w:lvl>
+    <w:lvl w:ilvl="5" w:tentative="1">
+      <w:start w:val="1"/>
+      <w:numFmt w:val="bullet"/>
+      <w:lvlText w:val=""/>
+      <w:lvlJc w:val="left"/>
+      <w:pPr>
+        <w:tabs>
+          <w:tab w:val="num" w:pos="4320"/>
+        </w:tabs>
+        <w:ind w:left="4320" w:hanging="360"/>
+      </w:pPr>
+      <w:rPr>
+        <w:rFonts w:ascii="Wingdings" w:hAnsi="Wingdings" w:hint="default"/>
+        <w:sz w:val="20"/>
+      </w:rPr>
+    </w:lvl>
+    <w:lvl w:ilvl="6" w:tentative="1">
+      <w:start w:val="1"/>
+      <w:numFmt w:val="bullet"/>
+      <w:lvlText w:val=""/>
+      <w:lvlJc w:val="left"/>
+      <w:pPr>
+        <w:tabs>
+          <w:tab w:val="num" w:pos="5040"/>
+        </w:tabs>
+        <w:ind w:left="5040" w:hanging="360"/>
+      </w:pPr>
+      <w:rPr>
+        <w:rFonts w:ascii="Wingdings" w:hAnsi="Wingdings" w:hint="default"/>
+        <w:sz w:val="20"/>
+      </w:rPr>
+    </w:lvl>
+    <w:lvl w:ilvl="7" w:tentative="1">
+      <w:start w:val="1"/>
+      <w:numFmt w:val="bullet"/>
+      <w:lvlText w:val=""/>
+      <w:lvlJc w:val="left"/>
+      <w:pPr>
+        <w:tabs>
+          <w:tab w:val="num" w:pos="5760"/>
+        </w:tabs>
+        <w:ind w:left="5760" w:hanging="360"/>
+      </w:pPr>
+      <w:rPr>
+        <w:rFonts w:ascii="Wingdings" w:hAnsi="Wingdings" w:hint="default"/>
+        <w:sz w:val="20"/>
+      </w:rPr>
+    </w:lvl>
+    <w:lvl w:ilvl="8" w:tentative="1">
+      <w:start w:val="1"/>
+      <w:numFmt w:val="bullet"/>
+      <w:lvlText w:val=""/>
+      <w:lvlJc w:val="left"/>
+      <w:pPr>
+        <w:tabs>
+          <w:tab w:val="num" w:pos="6480"/>
+        </w:tabs>
+        <w:ind w:left="6480" w:hanging="360"/>
+      </w:pPr>
+      <w:rPr>
+        <w:rFonts w:ascii="Wingdings" w:hAnsi="Wingdings" w:hint="default"/>
+        <w:sz w:val="20"/>
+      </w:rPr>
+    </w:lvl>
+  </w:abstractNum>
+  <w:abstractNum w:abstractNumId="1" w15:restartNumberingAfterBreak="0">
+    <w:nsid w:val="14553424"/>
+    <w:multiLevelType w:val="multilevel"/>
+    <w:tmpl w:val="282EEE74"/>
+    <w:lvl w:ilvl="0">
+      <w:start w:val="1"/>
+      <w:numFmt w:val="bullet"/>
+      <w:lvlText w:val=""/>
+      <w:lvlJc w:val="left"/>
+      <w:pPr>
+        <w:tabs>
+          <w:tab w:val="num" w:pos="720"/>
+        </w:tabs>
+        <w:ind w:left="720" w:hanging="360"/>
+      </w:pPr>
+      <w:rPr>
+        <w:rFonts w:ascii="Symbol" w:hAnsi="Symbol" w:hint="default"/>
+        <w:sz w:val="20"/>
+      </w:rPr>
+    </w:lvl>
+    <w:lvl w:ilvl="1" w:tentative="1">
+      <w:start w:val="1"/>
+      <w:numFmt w:val="bullet"/>
+      <w:lvlText w:val="o"/>
+      <w:lvlJc w:val="left"/>
+      <w:pPr>
+        <w:tabs>
+          <w:tab w:val="num" w:pos="1440"/>
+        </w:tabs>
+        <w:ind w:left="1440" w:hanging="360"/>
+      </w:pPr>
+      <w:rPr>
+        <w:rFonts w:ascii="Courier New" w:hAnsi="Courier New" w:hint="default"/>
+        <w:sz w:val="20"/>
+      </w:rPr>
+    </w:lvl>
+    <w:lvl w:ilvl="2" w:tentative="1">
+      <w:start w:val="1"/>
+      <w:numFmt w:val="bullet"/>
+      <w:lvlText w:val=""/>
+      <w:lvlJc w:val="left"/>
+      <w:pPr>
+        <w:tabs>
+          <w:tab w:val="num" w:pos="2160"/>
+        </w:tabs>
+        <w:ind w:left="2160" w:hanging="360"/>
+      </w:pPr>
+      <w:rPr>
+        <w:rFonts w:ascii="Wingdings" w:hAnsi="Wingdings" w:hint="default"/>
+        <w:sz w:val="20"/>
+      </w:rPr>
+    </w:lvl>
+    <w:lvl w:ilvl="3" w:tentative="1">
+      <w:start w:val="1"/>
+      <w:numFmt w:val="bullet"/>
+      <w:lvlText w:val=""/>
+      <w:lvlJc w:val="left"/>
+      <w:pPr>
+        <w:tabs>
+          <w:tab w:val="num" w:pos="2880"/>
+        </w:tabs>
+        <w:ind w:left="2880" w:hanging="360"/>
+      </w:pPr>
+      <w:rPr>
+        <w:rFonts w:ascii="Wingdings" w:hAnsi="Wingdings" w:hint="default"/>
+        <w:sz w:val="20"/>
+      </w:rPr>
+    </w:lvl>
+    <w:lvl w:ilvl="4" w:tentative="1">
+      <w:start w:val="1"/>
+      <w:numFmt w:val="bullet"/>
+      <w:lvlText w:val=""/>
+      <w:lvlJc w:val="left"/>
+      <w:pPr>
+        <w:tabs>
+          <w:tab w:val="num" w:pos="3600"/>
+        </w:tabs>
+        <w:ind w:left="3600" w:hanging="360"/>
+      </w:pPr>
+      <w:rPr>
+        <w:rFonts w:ascii="Wingdings" w:hAnsi="Wingdings" w:hint="default"/>
+        <w:sz w:val="20"/>
+      </w:rPr>
+    </w:lvl>
+    <w:lvl w:ilvl="5" w:tentative="1">
+      <w:start w:val="1"/>
+      <w:numFmt w:val="bullet"/>
+      <w:lvlText w:val=""/>
+      <w:lvlJc w:val="left"/>
+      <w:pPr>
+        <w:tabs>
+          <w:tab w:val="num" w:pos="4320"/>
+        </w:tabs>
+        <w:ind w:left="4320" w:hanging="360"/>
+      </w:pPr>
+      <w:rPr>
+        <w:rFonts w:ascii="Wingdings" w:hAnsi="Wingdings" w:hint="default"/>
+        <w:sz w:val="20"/>
+      </w:rPr>
+    </w:lvl>
+    <w:lvl w:ilvl="6" w:tentative="1">
+      <w:start w:val="1"/>
+      <w:numFmt w:val="bullet"/>
+      <w:lvlText w:val=""/>
+      <w:lvlJc w:val="left"/>
+      <w:pPr>
+        <w:tabs>
+          <w:tab w:val="num" w:pos="5040"/>
+        </w:tabs>
+        <w:ind w:left="5040" w:hanging="360"/>
+      </w:pPr>
+      <w:rPr>
+        <w:rFonts w:ascii="Wingdings" w:hAnsi="Wingdings" w:hint="default"/>
+        <w:sz w:val="20"/>
+      </w:rPr>
+    </w:lvl>
+    <w:lvl w:ilvl="7" w:tentative="1">
+      <w:start w:val="1"/>
+      <w:numFmt w:val="bullet"/>
+      <w:lvlText w:val=""/>
+      <w:lvlJc w:val="left"/>
+      <w:pPr>
+        <w:tabs>
+          <w:tab w:val="num" w:pos="5760"/>
+        </w:tabs>
+        <w:ind w:left="5760" w:hanging="360"/>
+      </w:pPr>
+      <w:rPr>
+        <w:rFonts w:ascii="Wingdings" w:hAnsi="Wingdings" w:hint="default"/>
+        <w:sz w:val="20"/>
+      </w:rPr>
+    </w:lvl>
+    <w:lvl w:ilvl="8" w:tentative="1">
+      <w:start w:val="1"/>
+      <w:numFmt w:val="bullet"/>
+      <w:lvlText w:val=""/>
+      <w:lvlJc w:val="left"/>
+      <w:pPr>
+        <w:tabs>
+          <w:tab w:val="num" w:pos="6480"/>
+        </w:tabs>
+        <w:ind w:left="6480" w:hanging="360"/>
+      </w:pPr>
+      <w:rPr>
+        <w:rFonts w:ascii="Wingdings" w:hAnsi="Wingdings" w:hint="default"/>
+        <w:sz w:val="20"/>
+      </w:rPr>
+    </w:lvl>
+  </w:abstractNum>
+  <w:abstractNum w:abstractNumId="2" w15:restartNumberingAfterBreak="0">
     <w:nsid w:val="1D9F149A"/>
     <w:multiLevelType w:val="multilevel"/>
     <w:tmpl w:val="3F02A146"/>
@@ -4065,7 +5761,156 @@
       </w:rPr>
     </w:lvl>
   </w:abstractNum>
-  <w:abstractNum w:abstractNumId="1" w15:restartNumberingAfterBreak="0">
+  <w:abstractNum w:abstractNumId="3" w15:restartNumberingAfterBreak="0">
+    <w:nsid w:val="1FAF2744"/>
+    <w:multiLevelType w:val="multilevel"/>
+    <w:tmpl w:val="4650FF82"/>
+    <w:lvl w:ilvl="0">
+      <w:start w:val="1"/>
+      <w:numFmt w:val="bullet"/>
+      <w:lvlText w:val=""/>
+      <w:lvlJc w:val="left"/>
+      <w:pPr>
+        <w:tabs>
+          <w:tab w:val="num" w:pos="720"/>
+        </w:tabs>
+        <w:ind w:left="720" w:hanging="360"/>
+      </w:pPr>
+      <w:rPr>
+        <w:rFonts w:ascii="Symbol" w:hAnsi="Symbol" w:hint="default"/>
+        <w:sz w:val="20"/>
+      </w:rPr>
+    </w:lvl>
+    <w:lvl w:ilvl="1" w:tentative="1">
+      <w:start w:val="1"/>
+      <w:numFmt w:val="bullet"/>
+      <w:lvlText w:val="o"/>
+      <w:lvlJc w:val="left"/>
+      <w:pPr>
+        <w:tabs>
+          <w:tab w:val="num" w:pos="1440"/>
+        </w:tabs>
+        <w:ind w:left="1440" w:hanging="360"/>
+      </w:pPr>
+      <w:rPr>
+        <w:rFonts w:ascii="Courier New" w:hAnsi="Courier New" w:hint="default"/>
+        <w:sz w:val="20"/>
+      </w:rPr>
+    </w:lvl>
+    <w:lvl w:ilvl="2" w:tentative="1">
+      <w:start w:val="1"/>
+      <w:numFmt w:val="bullet"/>
+      <w:lvlText w:val=""/>
+      <w:lvlJc w:val="left"/>
+      <w:pPr>
+        <w:tabs>
+          <w:tab w:val="num" w:pos="2160"/>
+        </w:tabs>
+        <w:ind w:left="2160" w:hanging="360"/>
+      </w:pPr>
+      <w:rPr>
+        <w:rFonts w:ascii="Wingdings" w:hAnsi="Wingdings" w:hint="default"/>
+        <w:sz w:val="20"/>
+      </w:rPr>
+    </w:lvl>
+    <w:lvl w:ilvl="3" w:tentative="1">
+      <w:start w:val="1"/>
+      <w:numFmt w:val="bullet"/>
+      <w:lvlText w:val=""/>
+      <w:lvlJc w:val="left"/>
+      <w:pPr>
+        <w:tabs>
+          <w:tab w:val="num" w:pos="2880"/>
+        </w:tabs>
+        <w:ind w:left="2880" w:hanging="360"/>
+      </w:pPr>
+      <w:rPr>
+        <w:rFonts w:ascii="Wingdings" w:hAnsi="Wingdings" w:hint="default"/>
+        <w:sz w:val="20"/>
+      </w:rPr>
+    </w:lvl>
+    <w:lvl w:ilvl="4" w:tentative="1">
+      <w:start w:val="1"/>
+      <w:numFmt w:val="bullet"/>
+      <w:lvlText w:val=""/>
+      <w:lvlJc w:val="left"/>
+      <w:pPr>
+        <w:tabs>
+          <w:tab w:val="num" w:pos="3600"/>
+        </w:tabs>
+        <w:ind w:left="3600" w:hanging="360"/>
+      </w:pPr>
+      <w:rPr>
+        <w:rFonts w:ascii="Wingdings" w:hAnsi="Wingdings" w:hint="default"/>
+        <w:sz w:val="20"/>
+      </w:rPr>
+    </w:lvl>
+    <w:lvl w:ilvl="5" w:tentative="1">
+      <w:start w:val="1"/>
+      <w:numFmt w:val="bullet"/>
+      <w:lvlText w:val=""/>
+      <w:lvlJc w:val="left"/>
+      <w:pPr>
+        <w:tabs>
+          <w:tab w:val="num" w:pos="4320"/>
+        </w:tabs>
+        <w:ind w:left="4320" w:hanging="360"/>
+      </w:pPr>
+      <w:rPr>
+        <w:rFonts w:ascii="Wingdings" w:hAnsi="Wingdings" w:hint="default"/>
+        <w:sz w:val="20"/>
+      </w:rPr>
+    </w:lvl>
+    <w:lvl w:ilvl="6" w:tentative="1">
+      <w:start w:val="1"/>
+      <w:numFmt w:val="bullet"/>
+      <w:lvlText w:val=""/>
+      <w:lvlJc w:val="left"/>
+      <w:pPr>
+        <w:tabs>
+          <w:tab w:val="num" w:pos="5040"/>
+        </w:tabs>
+        <w:ind w:left="5040" w:hanging="360"/>
+      </w:pPr>
+      <w:rPr>
+        <w:rFonts w:ascii="Wingdings" w:hAnsi="Wingdings" w:hint="default"/>
+        <w:sz w:val="20"/>
+      </w:rPr>
+    </w:lvl>
+    <w:lvl w:ilvl="7" w:tentative="1">
+      <w:start w:val="1"/>
+      <w:numFmt w:val="bullet"/>
+      <w:lvlText w:val=""/>
+      <w:lvlJc w:val="left"/>
+      <w:pPr>
+        <w:tabs>
+          <w:tab w:val="num" w:pos="5760"/>
+        </w:tabs>
+        <w:ind w:left="5760" w:hanging="360"/>
+      </w:pPr>
+      <w:rPr>
+        <w:rFonts w:ascii="Wingdings" w:hAnsi="Wingdings" w:hint="default"/>
+        <w:sz w:val="20"/>
+      </w:rPr>
+    </w:lvl>
+    <w:lvl w:ilvl="8" w:tentative="1">
+      <w:start w:val="1"/>
+      <w:numFmt w:val="bullet"/>
+      <w:lvlText w:val=""/>
+      <w:lvlJc w:val="left"/>
+      <w:pPr>
+        <w:tabs>
+          <w:tab w:val="num" w:pos="6480"/>
+        </w:tabs>
+        <w:ind w:left="6480" w:hanging="360"/>
+      </w:pPr>
+      <w:rPr>
+        <w:rFonts w:ascii="Wingdings" w:hAnsi="Wingdings" w:hint="default"/>
+        <w:sz w:val="20"/>
+      </w:rPr>
+    </w:lvl>
+  </w:abstractNum>
+  <w:abstractNum w:abstractNumId="4" w15:restartNumberingAfterBreak="0">
     <w:nsid w:val="234705B9"/>
     <w:multiLevelType w:val="multilevel"/>
     <w:tmpl w:val="8074767C"/>
@@ -4214,7 +6059,7 @@
       </w:rPr>
     </w:lvl>
   </w:abstractNum>
-  <w:abstractNum w:abstractNumId="2" w15:restartNumberingAfterBreak="0">
+  <w:abstractNum w:abstractNumId="5" w15:restartNumberingAfterBreak="0">
     <w:nsid w:val="2D4147D0"/>
     <w:multiLevelType w:val="multilevel"/>
     <w:tmpl w:val="968268F2"/>
@@ -4363,7 +6208,7 @@
       </w:rPr>
     </w:lvl>
   </w:abstractNum>
-  <w:abstractNum w:abstractNumId="3" w15:restartNumberingAfterBreak="0">
+  <w:abstractNum w:abstractNumId="6" w15:restartNumberingAfterBreak="0">
     <w:nsid w:val="36CC5DCF"/>
     <w:multiLevelType w:val="multilevel"/>
     <w:tmpl w:val="24B45F42"/>
@@ -4512,7 +6357,7 @@
       </w:rPr>
     </w:lvl>
   </w:abstractNum>
-  <w:abstractNum w:abstractNumId="4" w15:restartNumberingAfterBreak="0">
+  <w:abstractNum w:abstractNumId="7" w15:restartNumberingAfterBreak="0">
     <w:nsid w:val="587D07D9"/>
     <w:multiLevelType w:val="multilevel"/>
     <w:tmpl w:val="754425B6"/>
@@ -4661,7 +6506,156 @@
       </w:rPr>
     </w:lvl>
   </w:abstractNum>
-  <w:abstractNum w:abstractNumId="5" w15:restartNumberingAfterBreak="0">
+  <w:abstractNum w:abstractNumId="8" w15:restartNumberingAfterBreak="0">
+    <w:nsid w:val="5C85307B"/>
+    <w:multiLevelType w:val="multilevel"/>
+    <w:tmpl w:val="5558845C"/>
+    <w:lvl w:ilvl="0">
+      <w:start w:val="1"/>
+      <w:numFmt w:val="bullet"/>
+      <w:lvlText w:val=""/>
+      <w:lvlJc w:val="left"/>
+      <w:pPr>
+        <w:tabs>
+          <w:tab w:val="num" w:pos="720"/>
+        </w:tabs>
+        <w:ind w:left="720" w:hanging="360"/>
+      </w:pPr>
+      <w:rPr>
+        <w:rFonts w:ascii="Symbol" w:hAnsi="Symbol" w:hint="default"/>
+        <w:sz w:val="20"/>
+      </w:rPr>
+    </w:lvl>
+    <w:lvl w:ilvl="1" w:tentative="1">
+      <w:start w:val="1"/>
+      <w:numFmt w:val="bullet"/>
+      <w:lvlText w:val="o"/>
+      <w:lvlJc w:val="left"/>
+      <w:pPr>
+        <w:tabs>
+          <w:tab w:val="num" w:pos="1440"/>
+        </w:tabs>
+        <w:ind w:left="1440" w:hanging="360"/>
+      </w:pPr>
+      <w:rPr>
+        <w:rFonts w:ascii="Courier New" w:hAnsi="Courier New" w:hint="default"/>
+        <w:sz w:val="20"/>
+      </w:rPr>
+    </w:lvl>
+    <w:lvl w:ilvl="2" w:tentative="1">
+      <w:start w:val="1"/>
+      <w:numFmt w:val="bullet"/>
+      <w:lvlText w:val=""/>
+      <w:lvlJc w:val="left"/>
+      <w:pPr>
+        <w:tabs>
+          <w:tab w:val="num" w:pos="2160"/>
+        </w:tabs>
+        <w:ind w:left="2160" w:hanging="360"/>
+      </w:pPr>
+      <w:rPr>
+        <w:rFonts w:ascii="Wingdings" w:hAnsi="Wingdings" w:hint="default"/>
+        <w:sz w:val="20"/>
+      </w:rPr>
+    </w:lvl>
+    <w:lvl w:ilvl="3" w:tentative="1">
+      <w:start w:val="1"/>
+      <w:numFmt w:val="bullet"/>
+      <w:lvlText w:val=""/>
+      <w:lvlJc w:val="left"/>
+      <w:pPr>
+        <w:tabs>
+          <w:tab w:val="num" w:pos="2880"/>
+        </w:tabs>
+        <w:ind w:left="2880" w:hanging="360"/>
+      </w:pPr>
+      <w:rPr>
+        <w:rFonts w:ascii="Wingdings" w:hAnsi="Wingdings" w:hint="default"/>
+        <w:sz w:val="20"/>
+      </w:rPr>
+    </w:lvl>
+    <w:lvl w:ilvl="4" w:tentative="1">
+      <w:start w:val="1"/>
+      <w:numFmt w:val="bullet"/>
+      <w:lvlText w:val=""/>
+      <w:lvlJc w:val="left"/>
+      <w:pPr>
+        <w:tabs>
+          <w:tab w:val="num" w:pos="3600"/>
+        </w:tabs>
+        <w:ind w:left="3600" w:hanging="360"/>
+      </w:pPr>
+      <w:rPr>
+        <w:rFonts w:ascii="Wingdings" w:hAnsi="Wingdings" w:hint="default"/>
+        <w:sz w:val="20"/>
+      </w:rPr>
+    </w:lvl>
+    <w:lvl w:ilvl="5" w:tentative="1">
+      <w:start w:val="1"/>
+      <w:numFmt w:val="bullet"/>
+      <w:lvlText w:val=""/>
+      <w:lvlJc w:val="left"/>
+      <w:pPr>
+        <w:tabs>
+          <w:tab w:val="num" w:pos="4320"/>
+        </w:tabs>
+        <w:ind w:left="4320" w:hanging="360"/>
+      </w:pPr>
+      <w:rPr>
+        <w:rFonts w:ascii="Wingdings" w:hAnsi="Wingdings" w:hint="default"/>
+        <w:sz w:val="20"/>
+      </w:rPr>
+    </w:lvl>
+    <w:lvl w:ilvl="6" w:tentative="1">
+      <w:start w:val="1"/>
+      <w:numFmt w:val="bullet"/>
+      <w:lvlText w:val=""/>
+      <w:lvlJc w:val="left"/>
+      <w:pPr>
+        <w:tabs>
+          <w:tab w:val="num" w:pos="5040"/>
+        </w:tabs>
+        <w:ind w:left="5040" w:hanging="360"/>
+      </w:pPr>
+      <w:rPr>
+        <w:rFonts w:ascii="Wingdings" w:hAnsi="Wingdings" w:hint="default"/>
+        <w:sz w:val="20"/>
+      </w:rPr>
+    </w:lvl>
+    <w:lvl w:ilvl="7" w:tentative="1">
+      <w:start w:val="1"/>
+      <w:numFmt w:val="bullet"/>
+      <w:lvlText w:val=""/>
+      <w:lvlJc w:val="left"/>
+      <w:pPr>
+        <w:tabs>
+          <w:tab w:val="num" w:pos="5760"/>
+        </w:tabs>
+        <w:ind w:left="5760" w:hanging="360"/>
+      </w:pPr>
+      <w:rPr>
+        <w:rFonts w:ascii="Wingdings" w:hAnsi="Wingdings" w:hint="default"/>
+        <w:sz w:val="20"/>
+      </w:rPr>
+    </w:lvl>
+    <w:lvl w:ilvl="8" w:tentative="1">
+      <w:start w:val="1"/>
+      <w:numFmt w:val="bullet"/>
+      <w:lvlText w:val=""/>
+      <w:lvlJc w:val="left"/>
+      <w:pPr>
+        <w:tabs>
+          <w:tab w:val="num" w:pos="6480"/>
+        </w:tabs>
+        <w:ind w:left="6480" w:hanging="360"/>
+      </w:pPr>
+      <w:rPr>
+        <w:rFonts w:ascii="Wingdings" w:hAnsi="Wingdings" w:hint="default"/>
+        <w:sz w:val="20"/>
+      </w:rPr>
+    </w:lvl>
+  </w:abstractNum>
+  <w:abstractNum w:abstractNumId="9" w15:restartNumberingAfterBreak="0">
     <w:nsid w:val="676964DD"/>
     <w:multiLevelType w:val="multilevel"/>
     <w:tmpl w:val="7EECC52C"/>
@@ -4811,22 +6805,34 @@
     </w:lvl>
   </w:abstractNum>
   <w:num w:numId="1" w16cid:durableId="2083719619">
-    <w:abstractNumId w:val="3"/>
+    <w:abstractNumId w:val="6"/>
   </w:num>
   <w:num w:numId="2" w16cid:durableId="1055620087">
+    <w:abstractNumId w:val="5"/>
+  </w:num>
+  <w:num w:numId="3" w16cid:durableId="1506361216">
+    <w:abstractNumId w:val="9"/>
+  </w:num>
+  <w:num w:numId="4" w16cid:durableId="570970881">
+    <w:abstractNumId w:val="7"/>
+  </w:num>
+  <w:num w:numId="5" w16cid:durableId="831797095">
     <w:abstractNumId w:val="2"/>
   </w:num>
-  <w:num w:numId="3" w16cid:durableId="1506361216">
-    <w:abstractNumId w:val="5"/>
-  </w:num>
-  <w:num w:numId="4" w16cid:durableId="570970881">
+  <w:num w:numId="6" w16cid:durableId="1963415407">
     <w:abstractNumId w:val="4"/>
   </w:num>
-  <w:num w:numId="5" w16cid:durableId="831797095">
+  <w:num w:numId="7" w16cid:durableId="516164600">
+    <w:abstractNumId w:val="8"/>
+  </w:num>
+  <w:num w:numId="8" w16cid:durableId="773133399">
+    <w:abstractNumId w:val="1"/>
+  </w:num>
+  <w:num w:numId="9" w16cid:durableId="60098694">
     <w:abstractNumId w:val="0"/>
   </w:num>
-  <w:num w:numId="6" w16cid:durableId="1963415407">
-    <w:abstractNumId w:val="1"/>
+  <w:num w:numId="10" w16cid:durableId="1496804459">
+    <w:abstractNumId w:val="3"/>
   </w:num>
 </w:numbering>
 </file>
